--- a/Documentation/Project Description_ Simulated MPS Distribution Station Control.docx
+++ b/Documentation/Project Description_ Simulated MPS Distribution Station Control.docx
@@ -460,6 +460,116 @@
           <w:lang w:val="en-GB"/>
         </w:rPr>
         <w:lastRenderedPageBreak/>
+        <w:t>3.2 Initial Requirements</w:t>
+      </w:r>
+    </w:p>
+    <w:p>
+      <w:pPr>
+        <w:rPr>
+          <w:lang w:val="en-GB"/>
+        </w:rPr>
+      </w:pPr>
+      <w:r>
+        <w:rPr>
+          <w:lang w:val="en-GB"/>
+        </w:rPr>
+        <w:t>IR-01 At I</w:t>
+      </w:r>
+      <w:r>
+        <w:rPr>
+          <w:lang w:val="en-GB"/>
+        </w:rPr>
+        <w:t xml:space="preserve">nitial state </w:t>
+      </w:r>
+      <w:r>
+        <w:rPr>
+          <w:lang w:val="en-GB"/>
+        </w:rPr>
+        <w:t>Stack Magazine</w:t>
+      </w:r>
+      <w:r>
+        <w:rPr>
+          <w:lang w:val="en-GB"/>
+        </w:rPr>
+        <w:t xml:space="preserve"> cylinder is retracted</w:t>
+      </w:r>
+    </w:p>
+    <w:p>
+      <w:pPr>
+        <w:rPr>
+          <w:lang w:val="en-GB"/>
+        </w:rPr>
+      </w:pPr>
+      <w:r>
+        <w:rPr>
+          <w:lang w:val="en-GB"/>
+        </w:rPr>
+        <w:t>IR-0</w:t>
+      </w:r>
+      <w:r>
+        <w:rPr>
+          <w:lang w:val="en-GB"/>
+        </w:rPr>
+        <w:t>2</w:t>
+      </w:r>
+      <w:r>
+        <w:rPr>
+          <w:lang w:val="en-GB"/>
+        </w:rPr>
+        <w:t xml:space="preserve"> At I</w:t>
+      </w:r>
+      <w:r>
+        <w:rPr>
+          <w:lang w:val="en-GB"/>
+        </w:rPr>
+        <w:t xml:space="preserve">nitial state </w:t>
+      </w:r>
+      <w:r>
+        <w:rPr>
+          <w:lang w:val="en-GB"/>
+        </w:rPr>
+        <w:t>Transfer Unit Arm is</w:t>
+      </w:r>
+      <w:r>
+        <w:rPr>
+          <w:lang w:val="en-GB"/>
+        </w:rPr>
+        <w:t xml:space="preserve"> at magazine point and vacuum is turned off</w:t>
+      </w:r>
+    </w:p>
+    <w:p>
+      <w:pPr>
+        <w:rPr>
+          <w:lang w:val="en-GB"/>
+        </w:rPr>
+      </w:pPr>
+      <w:r>
+        <w:rPr>
+          <w:lang w:val="en-GB"/>
+        </w:rPr>
+        <w:t>IR-03 After system is turned on , station goes to initial position</w:t>
+      </w:r>
+    </w:p>
+    <w:p>
+      <w:pPr>
+        <w:rPr>
+          <w:lang w:val="en-GB"/>
+        </w:rPr>
+      </w:pPr>
+    </w:p>
+    <w:p>
+      <w:pPr>
+        <w:pStyle w:val="Heading3"/>
+        <w:rPr>
+          <w:rFonts w:asciiTheme="minorHAnsi" w:hAnsiTheme="minorHAnsi"/>
+          <w:lang w:val="en-GB"/>
+        </w:rPr>
+      </w:pPr>
+      <w:r>
+        <w:rPr>
+          <w:rFonts w:asciiTheme="minorHAnsi" w:hAnsiTheme="minorHAnsi"/>
+          <w:lang w:val="en-GB"/>
+        </w:rPr>
         <w:t>3.</w:t>
       </w:r>
       <w:r>
@@ -467,7 +577,7 @@
           <w:rFonts w:asciiTheme="minorHAnsi" w:hAnsiTheme="minorHAnsi"/>
           <w:lang w:val="en-GB"/>
         </w:rPr>
-        <w:t>2</w:t>
+        <w:t>3</w:t>
       </w:r>
       <w:r>
         <w:rPr>
@@ -481,7 +591,14 @@
           <w:rFonts w:asciiTheme="minorHAnsi" w:hAnsiTheme="minorHAnsi"/>
           <w:lang w:val="en-GB"/>
         </w:rPr>
-        <w:t>Initial</w:t>
+        <w:t xml:space="preserve">Automatic </w:t>
+      </w:r>
+      <w:r>
+        <w:rPr>
+          <w:rFonts w:asciiTheme="minorHAnsi" w:hAnsiTheme="minorHAnsi"/>
+          <w:lang w:val="en-GB"/>
+        </w:rPr>
+        <w:t>Mode</w:t>
       </w:r>
       <w:r>
         <w:rPr>
@@ -501,13 +618,33 @@
         <w:rPr>
           <w:lang w:val="en-GB"/>
         </w:rPr>
-        <w:t>IR-01 At I</w:t>
-      </w:r>
-      <w:r>
-        <w:rPr>
-          <w:lang w:val="en-GB"/>
-        </w:rPr>
-        <w:t xml:space="preserve">nitial state </w:t>
+        <w:t>Those requirements are suitable for automatic mode:</w:t>
+      </w:r>
+    </w:p>
+    <w:p>
+      <w:pPr>
+        <w:rPr>
+          <w:lang w:val="en-GB"/>
+        </w:rPr>
+      </w:pPr>
+    </w:p>
+    <w:p>
+      <w:pPr>
+        <w:rPr>
+          <w:lang w:val="en-GB"/>
+        </w:rPr>
+      </w:pPr>
+      <w:r>
+        <w:rPr>
+          <w:lang w:val="en-GB"/>
+        </w:rPr>
+        <w:t>A</w:t>
+      </w:r>
+      <w:r>
+        <w:rPr>
+          <w:lang w:val="en-GB"/>
+        </w:rPr>
+        <w:t xml:space="preserve">MR-01 When </w:t>
       </w:r>
       <w:r>
         <w:rPr>
@@ -519,69 +656,183 @@
         <w:rPr>
           <w:lang w:val="en-GB"/>
         </w:rPr>
-        <w:t xml:space="preserve"> cylinder is retracted</w:t>
-      </w:r>
-    </w:p>
-    <w:p>
-      <w:pPr>
-        <w:rPr>
-          <w:lang w:val="en-GB"/>
-        </w:rPr>
-      </w:pPr>
-      <w:r>
-        <w:rPr>
-          <w:lang w:val="en-GB"/>
-        </w:rPr>
-        <w:t>IR-0</w:t>
-      </w:r>
-      <w:r>
-        <w:rPr>
-          <w:lang w:val="en-GB"/>
-        </w:rPr>
-        <w:t>2</w:t>
-      </w:r>
-      <w:r>
-        <w:rPr>
-          <w:lang w:val="en-GB"/>
-        </w:rPr>
-        <w:t xml:space="preserve"> At I</w:t>
-      </w:r>
-      <w:r>
-        <w:rPr>
-          <w:lang w:val="en-GB"/>
-        </w:rPr>
-        <w:t xml:space="preserve">nitial state </w:t>
-      </w:r>
-      <w:r>
-        <w:rPr>
-          <w:lang w:val="en-GB"/>
-        </w:rPr>
-        <w:t xml:space="preserve">Transfer Unit </w:t>
-      </w:r>
-      <w:r>
-        <w:rPr>
-          <w:lang w:val="en-GB"/>
-        </w:rPr>
-        <w:t>Arm is</w:t>
-      </w:r>
-      <w:r>
-        <w:rPr>
-          <w:lang w:val="en-GB"/>
-        </w:rPr>
-        <w:t xml:space="preserve"> at magazine point and vacuum is turned off</w:t>
-      </w:r>
-    </w:p>
-    <w:p>
-      <w:pPr>
-        <w:rPr>
-          <w:lang w:val="en-GB"/>
-        </w:rPr>
-      </w:pPr>
-      <w:r>
-        <w:rPr>
-          <w:lang w:val="en-GB"/>
-        </w:rPr>
-        <w:t>IR-03 After system is turned on , station goes to initial position</w:t>
+        <w:t xml:space="preserve"> and Transfer Unit are in Initial position , </w:t>
+      </w:r>
+      <w:r>
+        <w:rPr>
+          <w:lang w:val="en-GB"/>
+        </w:rPr>
+        <w:t>Ready indicator should activate(Start button led turn on)</w:t>
+      </w:r>
+    </w:p>
+    <w:p>
+      <w:pPr>
+        <w:rPr>
+          <w:lang w:val="en-GB"/>
+        </w:rPr>
+      </w:pPr>
+      <w:r>
+        <w:rPr>
+          <w:lang w:val="en-GB"/>
+        </w:rPr>
+        <w:t>AMR-02 When Start button is pressed , station should start(continue) working cycle</w:t>
+      </w:r>
+    </w:p>
+    <w:p>
+      <w:pPr>
+        <w:rPr>
+          <w:lang w:val="en-GB"/>
+        </w:rPr>
+      </w:pPr>
+      <w:r>
+        <w:rPr>
+          <w:lang w:val="en-GB"/>
+        </w:rPr>
+        <w:t>AMR-03 When Stop is triggered, station should continue to next stable state and then stop working cycle</w:t>
+      </w:r>
+    </w:p>
+    <w:p>
+      <w:pPr>
+        <w:rPr>
+          <w:lang w:val="en-GB"/>
+        </w:rPr>
+      </w:pPr>
+      <w:r>
+        <w:rPr>
+          <w:lang w:val="en-GB"/>
+        </w:rPr>
+        <w:t>AMR-04 When</w:t>
+      </w:r>
+      <w:r>
+        <w:rPr>
+          <w:lang w:val="en-GB"/>
+        </w:rPr>
+        <w:t xml:space="preserve"> station is stopped and</w:t>
+      </w:r>
+      <w:r>
+        <w:rPr>
+          <w:lang w:val="en-GB"/>
+        </w:rPr>
+        <w:t xml:space="preserve"> RESET is triggered</w:t>
+      </w:r>
+      <w:r>
+        <w:rPr>
+          <w:lang w:val="en-GB"/>
+        </w:rPr>
+        <w:t xml:space="preserve">, station </w:t>
+      </w:r>
+      <w:r>
+        <w:rPr>
+          <w:lang w:val="en-GB"/>
+        </w:rPr>
+        <w:t xml:space="preserve">and acknowledge indication </w:t>
+      </w:r>
+      <w:r>
+        <w:rPr>
+          <w:lang w:val="en-GB"/>
+        </w:rPr>
+        <w:t>should go to initial state</w:t>
+      </w:r>
+      <w:r>
+        <w:rPr>
+          <w:lang w:val="en-GB"/>
+        </w:rPr>
+        <w:t xml:space="preserve"> </w:t>
+      </w:r>
+    </w:p>
+    <w:p>
+      <w:pPr>
+        <w:rPr>
+          <w:lang w:val="en-GB"/>
+        </w:rPr>
+      </w:pPr>
+      <w:r>
+        <w:rPr>
+          <w:lang w:val="en-GB"/>
+        </w:rPr>
+        <w:t>AMR-05 Transition from Manual t</w:t>
+      </w:r>
+      <w:r>
+        <w:rPr>
+          <w:lang w:val="en-GB"/>
+        </w:rPr>
+        <w:t>o Automatic is only possible when station is stopped</w:t>
+      </w:r>
+    </w:p>
+    <w:p>
+      <w:pPr>
+        <w:rPr>
+          <w:lang w:val="en-GB"/>
+        </w:rPr>
+      </w:pPr>
+      <w:r>
+        <w:rPr>
+          <w:lang w:val="en-GB"/>
+        </w:rPr>
+        <w:t xml:space="preserve">AMR-05 Transition from </w:t>
+      </w:r>
+      <w:r>
+        <w:rPr>
+          <w:lang w:val="en-GB"/>
+        </w:rPr>
+        <w:t>Automatic to Manual is only possible when station complete all commands</w:t>
+      </w:r>
+    </w:p>
+    <w:p>
+      <w:pPr>
+        <w:rPr>
+          <w:lang w:val="en-GB"/>
+        </w:rPr>
+      </w:pPr>
+      <w:r>
+        <w:rPr>
+          <w:lang w:val="en-GB"/>
+        </w:rPr>
+        <w:t>AMR-06 If Magazine stack is not empty, Acknowledge button led should turn on</w:t>
+      </w:r>
+    </w:p>
+    <w:p>
+      <w:pPr>
+        <w:rPr>
+          <w:lang w:val="en-GB"/>
+        </w:rPr>
+      </w:pPr>
+      <w:r>
+        <w:rPr>
+          <w:lang w:val="en-GB"/>
+        </w:rPr>
+        <w:t>AMR-07 If Magazine stack is empty, Acknowledge button should start blink</w:t>
+      </w:r>
+    </w:p>
+    <w:p>
+      <w:pPr>
+        <w:rPr>
+          <w:lang w:val="en-GB"/>
+        </w:rPr>
+      </w:pPr>
+      <w:r>
+        <w:rPr>
+          <w:lang w:val="en-GB"/>
+        </w:rPr>
+        <w:t>AMR-08 Acknowledge button</w:t>
+      </w:r>
+      <w:r>
+        <w:rPr>
+          <w:lang w:val="en-GB"/>
+        </w:rPr>
+        <w:t xml:space="preserve"> stops blinking, after operator pressed acknowledge</w:t>
+      </w:r>
+      <w:r>
+        <w:rPr>
+          <w:lang w:val="en-GB"/>
+        </w:rPr>
+        <w:t xml:space="preserve"> </w:t>
+      </w:r>
+      <w:r>
+        <w:rPr>
+          <w:lang w:val="en-GB"/>
+        </w:rPr>
+        <w:t>button</w:t>
       </w:r>
     </w:p>
     <w:p>
@@ -611,7 +862,7 @@
           <w:rFonts w:asciiTheme="minorHAnsi" w:hAnsiTheme="minorHAnsi"/>
           <w:lang w:val="en-GB"/>
         </w:rPr>
-        <w:t>3</w:t>
+        <w:t>4</w:t>
       </w:r>
       <w:r>
         <w:rPr>
@@ -625,14 +876,7 @@
           <w:rFonts w:asciiTheme="minorHAnsi" w:hAnsiTheme="minorHAnsi"/>
           <w:lang w:val="en-GB"/>
         </w:rPr>
-        <w:t xml:space="preserve">Automatic </w:t>
-      </w:r>
-      <w:r>
-        <w:rPr>
-          <w:rFonts w:asciiTheme="minorHAnsi" w:hAnsiTheme="minorHAnsi"/>
-          <w:lang w:val="en-GB"/>
-        </w:rPr>
-        <w:t>Mode</w:t>
+        <w:t>Stack Magazine</w:t>
       </w:r>
       <w:r>
         <w:rPr>
@@ -652,841 +896,293 @@
         <w:rPr>
           <w:lang w:val="en-GB"/>
         </w:rPr>
-        <w:t>Those requirements are suitable for automatic mode:</w:t>
-      </w:r>
-    </w:p>
-    <w:p>
-      <w:pPr>
-        <w:rPr>
-          <w:lang w:val="en-GB"/>
-        </w:rPr>
-      </w:pPr>
-    </w:p>
-    <w:p>
-      <w:pPr>
-        <w:rPr>
-          <w:lang w:val="en-GB"/>
-        </w:rPr>
-      </w:pPr>
-      <w:r>
-        <w:rPr>
-          <w:lang w:val="en-GB"/>
-        </w:rPr>
-        <w:t>A</w:t>
-      </w:r>
-      <w:r>
-        <w:rPr>
-          <w:lang w:val="en-GB"/>
-        </w:rPr>
-        <w:t xml:space="preserve">MR-01 When </w:t>
-      </w:r>
+        <w:t>MR-01 if sensor is empty for longer then 1.5 second,</w:t>
+      </w:r>
+      <w:r>
+        <w:rPr>
+          <w:lang w:val="en-GB"/>
+        </w:rPr>
+        <w:t xml:space="preserve"> stack empty </w:t>
+      </w:r>
+      <w:r>
+        <w:rPr>
+          <w:lang w:val="en-GB"/>
+        </w:rPr>
+        <w:t>indicat</w:t>
+      </w:r>
+      <w:r>
+        <w:rPr>
+          <w:lang w:val="en-GB"/>
+        </w:rPr>
+        <w:t>or should activate(ack blinking)</w:t>
+      </w:r>
+    </w:p>
+    <w:p>
+      <w:pPr>
+        <w:pStyle w:val="Heading3"/>
+        <w:rPr>
+          <w:rFonts w:asciiTheme="minorHAnsi" w:hAnsiTheme="minorHAnsi"/>
+          <w:lang w:val="en-GB"/>
+        </w:rPr>
+      </w:pPr>
+      <w:r>
+        <w:rPr>
+          <w:rFonts w:asciiTheme="minorHAnsi" w:hAnsiTheme="minorHAnsi"/>
+          <w:lang w:val="en-GB"/>
+        </w:rPr>
+        <w:t>3.</w:t>
+      </w:r>
+      <w:r>
+        <w:rPr>
+          <w:rFonts w:asciiTheme="minorHAnsi" w:hAnsiTheme="minorHAnsi"/>
+          <w:lang w:val="en-GB"/>
+        </w:rPr>
+        <w:t>5</w:t>
+      </w:r>
+      <w:r>
+        <w:rPr>
+          <w:rFonts w:asciiTheme="minorHAnsi" w:hAnsiTheme="minorHAnsi"/>
+          <w:lang w:val="en-GB"/>
+        </w:rPr>
+        <w:t xml:space="preserve"> </w:t>
+      </w:r>
+      <w:r>
+        <w:rPr>
+          <w:rFonts w:asciiTheme="minorHAnsi" w:hAnsiTheme="minorHAnsi"/>
+          <w:lang w:val="en-GB"/>
+        </w:rPr>
+        <w:t>Transfer Unit</w:t>
+      </w:r>
+      <w:r>
+        <w:rPr>
+          <w:rFonts w:asciiTheme="minorHAnsi" w:hAnsiTheme="minorHAnsi"/>
+          <w:lang w:val="en-GB"/>
+        </w:rPr>
+        <w:t xml:space="preserve"> Requirements</w:t>
+      </w:r>
+    </w:p>
+    <w:p>
+      <w:pPr>
+        <w:rPr>
+          <w:lang w:val="en-GB"/>
+        </w:rPr>
+      </w:pPr>
+      <w:r>
+        <w:rPr>
+          <w:lang w:val="en-GB"/>
+        </w:rPr>
+        <w:t>TR-01 Vacuum should not turn off during transportation of workpiece between stable points</w:t>
+      </w:r>
+    </w:p>
+    <w:p>
+      <w:pPr>
+        <w:pStyle w:val="Heading3"/>
+        <w:rPr>
+          <w:rFonts w:asciiTheme="minorHAnsi" w:hAnsiTheme="minorHAnsi"/>
+          <w:lang w:val="en-GB"/>
+        </w:rPr>
+      </w:pPr>
+      <w:r>
+        <w:rPr>
+          <w:rFonts w:asciiTheme="minorHAnsi" w:hAnsiTheme="minorHAnsi"/>
+          <w:lang w:val="en-GB"/>
+        </w:rPr>
+        <w:t>3.</w:t>
+      </w:r>
+      <w:r>
+        <w:rPr>
+          <w:rFonts w:asciiTheme="minorHAnsi" w:hAnsiTheme="minorHAnsi"/>
+          <w:lang w:val="en-GB"/>
+        </w:rPr>
+        <w:t>6</w:t>
+      </w:r>
+      <w:r>
+        <w:rPr>
+          <w:rFonts w:asciiTheme="minorHAnsi" w:hAnsiTheme="minorHAnsi"/>
+          <w:lang w:val="en-GB"/>
+        </w:rPr>
+        <w:t xml:space="preserve"> </w:t>
+      </w:r>
+      <w:r>
+        <w:rPr>
+          <w:rFonts w:asciiTheme="minorHAnsi" w:hAnsiTheme="minorHAnsi"/>
+          <w:lang w:val="en-GB"/>
+        </w:rPr>
+        <w:t>Manual Mode</w:t>
+      </w:r>
+      <w:r>
+        <w:rPr>
+          <w:rFonts w:asciiTheme="minorHAnsi" w:hAnsiTheme="minorHAnsi"/>
+          <w:lang w:val="en-GB"/>
+        </w:rPr>
+        <w:t xml:space="preserve"> Requirements</w:t>
+      </w:r>
+    </w:p>
+    <w:p>
+      <w:pPr>
+        <w:rPr>
+          <w:lang w:val="en-GB"/>
+        </w:rPr>
+      </w:pPr>
+      <w:r>
+        <w:rPr>
+          <w:lang w:val="en-GB"/>
+        </w:rPr>
+        <w:t>During manual operation next functionalities are available:</w:t>
+      </w:r>
+    </w:p>
+    <w:p>
+      <w:pPr>
+        <w:rPr>
+          <w:lang w:val="en-GB"/>
+        </w:rPr>
+      </w:pPr>
+      <w:r>
+        <w:rPr>
+          <w:lang w:val="en-GB"/>
+        </w:rPr>
+        <w:t>MMR-01: When Push WP is active, Stack Magazine cylinder is extending</w:t>
+      </w:r>
+    </w:p>
+    <w:p>
+      <w:pPr>
+        <w:rPr>
+          <w:lang w:val="en-GB"/>
+        </w:rPr>
+      </w:pPr>
+      <w:r>
+        <w:rPr>
+          <w:lang w:val="en-GB"/>
+        </w:rPr>
+        <w:t>MMR-02: When Push WP is not active, Stack Magazine cylinder is retracting</w:t>
+      </w:r>
+    </w:p>
+    <w:p>
+      <w:pPr>
+        <w:rPr>
+          <w:lang w:val="en-GB"/>
+        </w:rPr>
+      </w:pPr>
+      <w:r>
+        <w:rPr>
+          <w:lang w:val="en-GB"/>
+        </w:rPr>
+        <w:t>MMR-03 When GO TO MAG is active, arm goes to magazine point</w:t>
+      </w:r>
+    </w:p>
+    <w:p>
+      <w:pPr>
+        <w:rPr>
+          <w:lang w:val="en-GB"/>
+        </w:rPr>
+      </w:pPr>
+      <w:r>
+        <w:rPr>
+          <w:lang w:val="en-GB"/>
+        </w:rPr>
+        <w:t>MMR-04 When GO TO NEXT is active, arm goes to next station point</w:t>
+      </w:r>
+    </w:p>
+    <w:p>
+      <w:pPr>
+        <w:rPr>
+          <w:lang w:val="en-GB"/>
+        </w:rPr>
+      </w:pPr>
+      <w:r>
+        <w:rPr>
+          <w:lang w:val="en-GB"/>
+        </w:rPr>
+        <w:t>MMR-05 When both GO TO MAG and GO TO NEXT is active, arm stops</w:t>
+      </w:r>
+    </w:p>
+    <w:p>
+      <w:pPr>
+        <w:rPr>
+          <w:lang w:val="en-GB"/>
+        </w:rPr>
+      </w:pPr>
+      <w:r>
+        <w:rPr>
+          <w:lang w:val="en-GB"/>
+        </w:rPr>
+        <w:t>MMR-06 When Vacuum on is active, vacuum is active</w:t>
+      </w:r>
+    </w:p>
+    <w:p>
+      <w:pPr>
+        <w:rPr>
+          <w:lang w:val="en-GB"/>
+        </w:rPr>
+      </w:pPr>
+      <w:r>
+        <w:rPr>
+          <w:lang w:val="en-GB"/>
+        </w:rPr>
+        <w:lastRenderedPageBreak/>
+        <w:t>MMR-07 When Vacuum off is active, vacuum is not active</w:t>
+      </w:r>
+    </w:p>
+    <w:p>
+      <w:pPr>
+        <w:rPr>
+          <w:lang w:val="en-GB"/>
+        </w:rPr>
+      </w:pPr>
+      <w:r>
+        <w:rPr>
+          <w:lang w:val="en-GB"/>
+        </w:rPr>
+        <w:t>MMR-08 When both VACUUM ON and VACUUM OFF  is active, vacuum is not active</w:t>
+      </w:r>
+    </w:p>
+    <w:p>
+      <w:pPr>
+        <w:pStyle w:val="Heading2"/>
+        <w:rPr>
+          <w:lang w:val="en-GB"/>
+        </w:rPr>
+      </w:pPr>
+      <w:r>
+        <w:rPr>
+          <w:lang w:val="en-GB"/>
+        </w:rPr>
+        <w:t>4.Logical Design</w:t>
+      </w:r>
+    </w:p>
+    <w:p>
+      <w:pPr>
+        <w:pStyle w:val="Heading4"/>
+        <w:rPr>
+          <w:lang w:val="en-GB"/>
+        </w:rPr>
+      </w:pPr>
       <w:r>
         <w:rPr>
           <w:lang w:val="en-GB"/>
         </w:rPr>
         <w:t>Stack Magazine</w:t>
       </w:r>
-      <w:r>
-        <w:rPr>
-          <w:lang w:val="en-GB"/>
-        </w:rPr>
-        <w:t xml:space="preserve"> and Transfer Unit are in Initial position , </w:t>
-      </w:r>
-      <w:r>
-        <w:rPr>
-          <w:lang w:val="en-GB"/>
-        </w:rPr>
-        <w:t>Ready indicator should activate(Start button led turn on)</w:t>
-      </w:r>
-    </w:p>
-    <w:p>
-      <w:pPr>
-        <w:rPr>
-          <w:lang w:val="en-GB"/>
-        </w:rPr>
-      </w:pPr>
-      <w:r>
-        <w:rPr>
-          <w:lang w:val="en-GB"/>
-        </w:rPr>
-        <w:t>AMR-02 When Start button is pressed , station should start(continue) working cycle</w:t>
-      </w:r>
-    </w:p>
-    <w:p>
-      <w:pPr>
-        <w:rPr>
-          <w:lang w:val="en-GB"/>
-        </w:rPr>
-      </w:pPr>
-      <w:r>
-        <w:rPr>
-          <w:lang w:val="en-GB"/>
-        </w:rPr>
-        <w:t>AMR-03 When Stop is triggered, station should continue to next stable state and then stop working cycle</w:t>
-      </w:r>
-    </w:p>
-    <w:p>
-      <w:pPr>
-        <w:rPr>
-          <w:lang w:val="en-GB"/>
-        </w:rPr>
-      </w:pPr>
-      <w:r>
-        <w:rPr>
-          <w:lang w:val="en-GB"/>
-        </w:rPr>
-        <w:t>AMR-04 When</w:t>
-      </w:r>
-      <w:r>
-        <w:rPr>
-          <w:lang w:val="en-GB"/>
-        </w:rPr>
-        <w:t xml:space="preserve"> station is stopped and</w:t>
-      </w:r>
-      <w:r>
-        <w:rPr>
-          <w:lang w:val="en-GB"/>
-        </w:rPr>
-        <w:t xml:space="preserve"> RESET is triggered</w:t>
-      </w:r>
-      <w:r>
-        <w:rPr>
-          <w:lang w:val="en-GB"/>
-        </w:rPr>
-        <w:t xml:space="preserve">, station </w:t>
-      </w:r>
-      <w:r>
-        <w:rPr>
-          <w:lang w:val="en-GB"/>
-        </w:rPr>
-        <w:t xml:space="preserve">and </w:t>
-      </w:r>
-      <w:r>
-        <w:rPr>
-          <w:lang w:val="en-GB"/>
-        </w:rPr>
-        <w:t>a</w:t>
-      </w:r>
-      <w:r>
-        <w:rPr>
-          <w:lang w:val="en-GB"/>
-        </w:rPr>
-        <w:t>cknowledge indication</w:t>
-      </w:r>
-      <w:r>
-        <w:rPr>
-          <w:lang w:val="en-GB"/>
-        </w:rPr>
-        <w:t xml:space="preserve"> </w:t>
-      </w:r>
-      <w:r>
-        <w:rPr>
-          <w:lang w:val="en-GB"/>
-        </w:rPr>
-        <w:t>should go to initial state</w:t>
-      </w:r>
-      <w:r>
-        <w:rPr>
-          <w:lang w:val="en-GB"/>
-        </w:rPr>
-        <w:t xml:space="preserve"> </w:t>
-      </w:r>
-    </w:p>
-    <w:p>
-      <w:pPr>
-        <w:rPr>
-          <w:lang w:val="en-GB"/>
-        </w:rPr>
-      </w:pPr>
-      <w:r>
-        <w:rPr>
-          <w:lang w:val="en-GB"/>
-        </w:rPr>
-        <w:t>AMR-05 Transition from Manual t</w:t>
-      </w:r>
-      <w:r>
-        <w:rPr>
-          <w:lang w:val="en-GB"/>
-        </w:rPr>
-        <w:t>o Automatic is only possible when station is stopped</w:t>
-      </w:r>
-    </w:p>
-    <w:p>
-      <w:pPr>
-        <w:rPr>
-          <w:lang w:val="en-GB"/>
-        </w:rPr>
-      </w:pPr>
-      <w:r>
-        <w:rPr>
-          <w:lang w:val="en-GB"/>
-        </w:rPr>
-        <w:t xml:space="preserve">AMR-05 Transition from </w:t>
-      </w:r>
-      <w:r>
-        <w:rPr>
-          <w:lang w:val="en-GB"/>
-        </w:rPr>
-        <w:t>Automatic</w:t>
-      </w:r>
-      <w:r>
-        <w:rPr>
-          <w:lang w:val="en-GB"/>
-        </w:rPr>
-        <w:t xml:space="preserve"> to Manual</w:t>
-      </w:r>
-      <w:r>
-        <w:rPr>
-          <w:lang w:val="en-GB"/>
-        </w:rPr>
-        <w:t xml:space="preserve"> is only possible when station </w:t>
-      </w:r>
-      <w:r>
-        <w:rPr>
-          <w:lang w:val="en-GB"/>
-        </w:rPr>
-        <w:t>complete all commands</w:t>
-      </w:r>
-    </w:p>
-    <w:p>
-      <w:pPr>
-        <w:rPr>
-          <w:lang w:val="en-GB"/>
-        </w:rPr>
-      </w:pPr>
-      <w:r>
-        <w:rPr>
-          <w:lang w:val="en-GB"/>
-        </w:rPr>
-        <w:t>AMR-06 If Magazine stack is not empty, Acknowledge button led should turn on</w:t>
-      </w:r>
-    </w:p>
-    <w:p>
-      <w:pPr>
-        <w:rPr>
-          <w:lang w:val="en-GB"/>
-        </w:rPr>
-      </w:pPr>
-      <w:r>
-        <w:rPr>
-          <w:lang w:val="en-GB"/>
-        </w:rPr>
-        <w:t>AMR-0</w:t>
-      </w:r>
-      <w:r>
-        <w:rPr>
-          <w:lang w:val="en-GB"/>
-        </w:rPr>
-        <w:t>7</w:t>
-      </w:r>
-      <w:r>
-        <w:rPr>
-          <w:lang w:val="en-GB"/>
-        </w:rPr>
-        <w:t xml:space="preserve"> If Magazine stack is empty, Acknowledge button should start blink</w:t>
-      </w:r>
-    </w:p>
-    <w:p>
-      <w:pPr>
-        <w:rPr>
-          <w:lang w:val="en-GB"/>
-        </w:rPr>
-      </w:pPr>
-      <w:r>
-        <w:rPr>
-          <w:lang w:val="en-GB"/>
-        </w:rPr>
-        <w:t>AMR-08 Acknowledge button</w:t>
-      </w:r>
-      <w:r>
-        <w:rPr>
-          <w:lang w:val="en-GB"/>
-        </w:rPr>
-        <w:t xml:space="preserve"> stops blinking, after operator pressed acknowledge</w:t>
-      </w:r>
-      <w:r>
-        <w:rPr>
-          <w:lang w:val="en-GB"/>
-        </w:rPr>
-        <w:t xml:space="preserve"> </w:t>
-      </w:r>
-      <w:r>
-        <w:rPr>
-          <w:lang w:val="en-GB"/>
-        </w:rPr>
-        <w:t>button</w:t>
-      </w:r>
-    </w:p>
-    <w:p>
-      <w:pPr>
-        <w:rPr>
-          <w:lang w:val="en-GB"/>
-        </w:rPr>
-      </w:pPr>
-    </w:p>
-    <w:p>
-      <w:pPr>
-        <w:pStyle w:val="Heading3"/>
-        <w:rPr>
-          <w:rFonts w:asciiTheme="minorHAnsi" w:hAnsiTheme="minorHAnsi"/>
-          <w:lang w:val="en-GB"/>
-        </w:rPr>
-      </w:pPr>
-      <w:r>
-        <w:rPr>
-          <w:rFonts w:asciiTheme="minorHAnsi" w:hAnsiTheme="minorHAnsi"/>
-          <w:lang w:val="en-GB"/>
-        </w:rPr>
-        <w:t>3.</w:t>
-      </w:r>
-      <w:r>
-        <w:rPr>
-          <w:rFonts w:asciiTheme="minorHAnsi" w:hAnsiTheme="minorHAnsi"/>
-          <w:lang w:val="en-GB"/>
-        </w:rPr>
-        <w:t>4</w:t>
-      </w:r>
-      <w:r>
-        <w:rPr>
-          <w:rFonts w:asciiTheme="minorHAnsi" w:hAnsiTheme="minorHAnsi"/>
-          <w:lang w:val="en-GB"/>
-        </w:rPr>
-        <w:t xml:space="preserve"> </w:t>
-      </w:r>
-      <w:r>
-        <w:rPr>
-          <w:rFonts w:asciiTheme="minorHAnsi" w:hAnsiTheme="minorHAnsi"/>
-          <w:lang w:val="en-GB"/>
-        </w:rPr>
-        <w:t>Stack</w:t>
-      </w:r>
-      <w:r>
-        <w:rPr>
-          <w:rFonts w:asciiTheme="minorHAnsi" w:hAnsiTheme="minorHAnsi"/>
-          <w:lang w:val="en-GB"/>
-        </w:rPr>
-        <w:t xml:space="preserve"> M</w:t>
-      </w:r>
-      <w:r>
-        <w:rPr>
-          <w:rFonts w:asciiTheme="minorHAnsi" w:hAnsiTheme="minorHAnsi"/>
-          <w:lang w:val="en-GB"/>
-        </w:rPr>
-        <w:t>agazine</w:t>
-      </w:r>
-      <w:r>
-        <w:rPr>
-          <w:rFonts w:asciiTheme="minorHAnsi" w:hAnsiTheme="minorHAnsi"/>
-          <w:lang w:val="en-GB"/>
-        </w:rPr>
-        <w:t xml:space="preserve"> Requirements</w:t>
-      </w:r>
-    </w:p>
-    <w:p>
-      <w:pPr>
-        <w:rPr>
-          <w:lang w:val="en-GB"/>
-        </w:rPr>
-      </w:pPr>
-      <w:r>
-        <w:rPr>
-          <w:lang w:val="en-GB"/>
-        </w:rPr>
-        <w:t>MR-01 if sensor is empty for longer then 1.5 second,</w:t>
-      </w:r>
-      <w:r>
-        <w:rPr>
-          <w:lang w:val="en-GB"/>
-        </w:rPr>
-        <w:t xml:space="preserve"> stack empty </w:t>
-      </w:r>
-      <w:r>
-        <w:rPr>
-          <w:lang w:val="en-GB"/>
-        </w:rPr>
-        <w:t>indicat</w:t>
-      </w:r>
-      <w:r>
-        <w:rPr>
-          <w:lang w:val="en-GB"/>
-        </w:rPr>
-        <w:t>or should activate(ack blinking)</w:t>
-      </w:r>
-    </w:p>
-    <w:p>
-      <w:pPr>
-        <w:pStyle w:val="Heading3"/>
-        <w:rPr>
-          <w:rFonts w:asciiTheme="minorHAnsi" w:hAnsiTheme="minorHAnsi"/>
-          <w:lang w:val="en-GB"/>
-        </w:rPr>
-      </w:pPr>
-      <w:r>
-        <w:rPr>
-          <w:rFonts w:asciiTheme="minorHAnsi" w:hAnsiTheme="minorHAnsi"/>
-          <w:lang w:val="en-GB"/>
-        </w:rPr>
-        <w:t>3.</w:t>
-      </w:r>
-      <w:r>
-        <w:rPr>
-          <w:rFonts w:asciiTheme="minorHAnsi" w:hAnsiTheme="minorHAnsi"/>
-          <w:lang w:val="en-GB"/>
-        </w:rPr>
-        <w:t>5</w:t>
-      </w:r>
-      <w:r>
-        <w:rPr>
-          <w:rFonts w:asciiTheme="minorHAnsi" w:hAnsiTheme="minorHAnsi"/>
-          <w:lang w:val="en-GB"/>
-        </w:rPr>
-        <w:t xml:space="preserve"> </w:t>
-      </w:r>
-      <w:r>
-        <w:rPr>
-          <w:rFonts w:asciiTheme="minorHAnsi" w:hAnsiTheme="minorHAnsi"/>
-          <w:lang w:val="en-GB"/>
-        </w:rPr>
-        <w:t>Transfer Unit</w:t>
-      </w:r>
-      <w:r>
-        <w:rPr>
-          <w:rFonts w:asciiTheme="minorHAnsi" w:hAnsiTheme="minorHAnsi"/>
-          <w:lang w:val="en-GB"/>
-        </w:rPr>
-        <w:t xml:space="preserve"> Requirements</w:t>
-      </w:r>
-    </w:p>
-    <w:p>
-      <w:pPr>
-        <w:rPr>
-          <w:lang w:val="en-GB"/>
-        </w:rPr>
-      </w:pPr>
-      <w:r>
-        <w:rPr>
-          <w:lang w:val="en-GB"/>
-        </w:rPr>
-        <w:t>TR-01 Vacuum should not turn off during transportation of workpiece between stable points</w:t>
-      </w:r>
-    </w:p>
-    <w:p>
-      <w:pPr>
-        <w:pStyle w:val="Heading3"/>
-        <w:rPr>
-          <w:rFonts w:asciiTheme="minorHAnsi" w:hAnsiTheme="minorHAnsi"/>
-          <w:lang w:val="en-GB"/>
-        </w:rPr>
-      </w:pPr>
-      <w:r>
-        <w:rPr>
-          <w:rFonts w:asciiTheme="minorHAnsi" w:hAnsiTheme="minorHAnsi"/>
-          <w:lang w:val="en-GB"/>
-        </w:rPr>
-        <w:t>3.</w:t>
-      </w:r>
-      <w:r>
-        <w:rPr>
-          <w:rFonts w:asciiTheme="minorHAnsi" w:hAnsiTheme="minorHAnsi"/>
-          <w:lang w:val="en-GB"/>
-        </w:rPr>
-        <w:t>6</w:t>
-      </w:r>
-      <w:r>
-        <w:rPr>
-          <w:rFonts w:asciiTheme="minorHAnsi" w:hAnsiTheme="minorHAnsi"/>
-          <w:lang w:val="en-GB"/>
-        </w:rPr>
-        <w:t xml:space="preserve"> </w:t>
-      </w:r>
-      <w:r>
-        <w:rPr>
-          <w:rFonts w:asciiTheme="minorHAnsi" w:hAnsiTheme="minorHAnsi"/>
-          <w:lang w:val="en-GB"/>
-        </w:rPr>
-        <w:t>Manual</w:t>
-      </w:r>
-      <w:r>
-        <w:rPr>
-          <w:rFonts w:asciiTheme="minorHAnsi" w:hAnsiTheme="minorHAnsi"/>
-          <w:lang w:val="en-GB"/>
-        </w:rPr>
-        <w:t xml:space="preserve"> Mode</w:t>
-      </w:r>
-      <w:r>
-        <w:rPr>
-          <w:rFonts w:asciiTheme="minorHAnsi" w:hAnsiTheme="minorHAnsi"/>
-          <w:lang w:val="en-GB"/>
-        </w:rPr>
-        <w:t xml:space="preserve"> Requirements</w:t>
-      </w:r>
-    </w:p>
-    <w:p>
-      <w:pPr>
-        <w:rPr>
-          <w:lang w:val="en-GB"/>
-        </w:rPr>
-      </w:pPr>
-      <w:r>
-        <w:rPr>
-          <w:lang w:val="en-GB"/>
-        </w:rPr>
-        <w:t>During manual operation next functionalities are available:</w:t>
-      </w:r>
-    </w:p>
-    <w:p>
-      <w:pPr>
-        <w:rPr>
-          <w:lang w:val="en-GB"/>
-        </w:rPr>
-      </w:pPr>
-      <w:r>
-        <w:rPr>
-          <w:lang w:val="en-GB"/>
-        </w:rPr>
-        <w:t>MMR-01: When Push WP is active, Stack Magazine cylinder is extending</w:t>
-      </w:r>
-    </w:p>
-    <w:p>
-      <w:pPr>
-        <w:rPr>
-          <w:lang w:val="en-GB"/>
-        </w:rPr>
-      </w:pPr>
-      <w:r>
-        <w:rPr>
-          <w:lang w:val="en-GB"/>
-        </w:rPr>
-        <w:t>MMR-0</w:t>
-      </w:r>
-      <w:r>
-        <w:rPr>
-          <w:lang w:val="en-GB"/>
-        </w:rPr>
-        <w:t>2</w:t>
-      </w:r>
-      <w:r>
-        <w:rPr>
-          <w:lang w:val="en-GB"/>
-        </w:rPr>
-        <w:t>: When Push WP is</w:t>
-      </w:r>
-      <w:r>
-        <w:rPr>
-          <w:lang w:val="en-GB"/>
-        </w:rPr>
-        <w:t xml:space="preserve"> not</w:t>
-      </w:r>
-      <w:r>
-        <w:rPr>
-          <w:lang w:val="en-GB"/>
-        </w:rPr>
-        <w:t xml:space="preserve"> active, Stack Magazine cylinder is </w:t>
-      </w:r>
-      <w:r>
-        <w:rPr>
-          <w:lang w:val="en-GB"/>
-        </w:rPr>
-        <w:t>retract</w:t>
-      </w:r>
-      <w:r>
-        <w:rPr>
-          <w:lang w:val="en-GB"/>
-        </w:rPr>
-        <w:t>ing</w:t>
-      </w:r>
-    </w:p>
-    <w:p>
-      <w:pPr>
-        <w:rPr>
-          <w:lang w:val="en-GB"/>
-        </w:rPr>
-      </w:pPr>
-      <w:r>
-        <w:rPr>
-          <w:lang w:val="en-GB"/>
-        </w:rPr>
-        <w:t>MMR-03 When GO TO MAG is active, arm goes to magazine point</w:t>
-      </w:r>
-    </w:p>
-    <w:p>
-      <w:pPr>
-        <w:rPr>
-          <w:lang w:val="en-GB"/>
-        </w:rPr>
-      </w:pPr>
-      <w:r>
-        <w:rPr>
-          <w:lang w:val="en-GB"/>
-        </w:rPr>
-        <w:t>MMR-0</w:t>
-      </w:r>
-      <w:r>
-        <w:rPr>
-          <w:lang w:val="en-GB"/>
-        </w:rPr>
-        <w:t>4</w:t>
-      </w:r>
-      <w:r>
-        <w:rPr>
-          <w:lang w:val="en-GB"/>
-        </w:rPr>
-        <w:t xml:space="preserve"> When GO TO </w:t>
-      </w:r>
-      <w:r>
-        <w:rPr>
-          <w:lang w:val="en-GB"/>
-        </w:rPr>
-        <w:t>NEXT</w:t>
-      </w:r>
-      <w:r>
-        <w:rPr>
-          <w:lang w:val="en-GB"/>
-        </w:rPr>
-        <w:t xml:space="preserve"> is active, arm goes to </w:t>
-      </w:r>
-      <w:r>
-        <w:rPr>
-          <w:lang w:val="en-GB"/>
-        </w:rPr>
-        <w:t>next station</w:t>
-      </w:r>
-      <w:r>
-        <w:rPr>
-          <w:lang w:val="en-GB"/>
-        </w:rPr>
-        <w:t xml:space="preserve"> point</w:t>
-      </w:r>
-    </w:p>
-    <w:p>
-      <w:pPr>
-        <w:rPr>
-          <w:lang w:val="en-GB"/>
-        </w:rPr>
-      </w:pPr>
-      <w:r>
-        <w:rPr>
-          <w:lang w:val="en-GB"/>
-        </w:rPr>
-        <w:t>MMR-0</w:t>
-      </w:r>
-      <w:r>
-        <w:rPr>
-          <w:lang w:val="en-GB"/>
-        </w:rPr>
-        <w:t>5</w:t>
-      </w:r>
-      <w:r>
-        <w:rPr>
-          <w:lang w:val="en-GB"/>
-        </w:rPr>
-        <w:t xml:space="preserve"> When </w:t>
-      </w:r>
-      <w:r>
-        <w:rPr>
-          <w:lang w:val="en-GB"/>
-        </w:rPr>
-        <w:t xml:space="preserve">both GO TO MAG and </w:t>
-      </w:r>
-      <w:r>
-        <w:rPr>
-          <w:lang w:val="en-GB"/>
-        </w:rPr>
-        <w:t xml:space="preserve">GO TO NEXT is active, arm </w:t>
-      </w:r>
-      <w:r>
-        <w:rPr>
-          <w:lang w:val="en-GB"/>
-        </w:rPr>
-        <w:t>stops</w:t>
-      </w:r>
-    </w:p>
-    <w:p>
-      <w:pPr>
-        <w:rPr>
-          <w:lang w:val="en-GB"/>
-        </w:rPr>
-      </w:pPr>
-      <w:r>
-        <w:rPr>
-          <w:lang w:val="en-GB"/>
-        </w:rPr>
-        <w:t>MMR-0</w:t>
-      </w:r>
-      <w:r>
-        <w:rPr>
-          <w:lang w:val="en-GB"/>
-        </w:rPr>
-        <w:t>6</w:t>
-      </w:r>
-      <w:r>
-        <w:rPr>
-          <w:lang w:val="en-GB"/>
-        </w:rPr>
-        <w:t xml:space="preserve"> When </w:t>
-      </w:r>
-      <w:r>
-        <w:rPr>
-          <w:lang w:val="en-GB"/>
-        </w:rPr>
-        <w:t>Vacuum on</w:t>
-      </w:r>
-      <w:r>
-        <w:rPr>
-          <w:lang w:val="en-GB"/>
-        </w:rPr>
-        <w:t xml:space="preserve"> is active, </w:t>
-      </w:r>
-      <w:r>
-        <w:rPr>
-          <w:lang w:val="en-GB"/>
-        </w:rPr>
-        <w:t>vacuum is active</w:t>
-      </w:r>
-    </w:p>
-    <w:p>
-      <w:pPr>
-        <w:rPr>
-          <w:lang w:val="en-GB"/>
-        </w:rPr>
-      </w:pPr>
-      <w:r>
-        <w:rPr>
+    </w:p>
+    <w:p>
+      <w:pPr>
+        <w:rPr>
+          <w:lang w:val="en-GB"/>
+        </w:rPr>
+      </w:pPr>
+    </w:p>
+    <w:p>
+      <w:pPr>
+        <w:rPr>
+          <w:lang w:val="en-GB"/>
+        </w:rPr>
+      </w:pPr>
+      <w:r>
+        <w:rPr>
+          <w:noProof/>
           <w:lang w:val="en-GB"/>
         </w:rPr>
         <w:lastRenderedPageBreak/>
-        <w:t>MMR-0</w:t>
-      </w:r>
-      <w:r>
-        <w:rPr>
-          <w:lang w:val="en-GB"/>
-        </w:rPr>
-        <w:t>7</w:t>
-      </w:r>
-      <w:r>
-        <w:rPr>
-          <w:lang w:val="en-GB"/>
-        </w:rPr>
-        <w:t xml:space="preserve"> When Vacuum o</w:t>
-      </w:r>
-      <w:r>
-        <w:rPr>
-          <w:lang w:val="en-GB"/>
-        </w:rPr>
-        <w:t>ff</w:t>
-      </w:r>
-      <w:r>
-        <w:rPr>
-          <w:lang w:val="en-GB"/>
-        </w:rPr>
-        <w:t xml:space="preserve"> is active, vacuum is </w:t>
-      </w:r>
-      <w:r>
-        <w:rPr>
-          <w:lang w:val="en-GB"/>
-        </w:rPr>
-        <w:t xml:space="preserve">not </w:t>
-      </w:r>
-      <w:r>
-        <w:rPr>
-          <w:lang w:val="en-GB"/>
-        </w:rPr>
-        <w:t>active</w:t>
-      </w:r>
-    </w:p>
-    <w:p>
-      <w:pPr>
-        <w:rPr>
-          <w:lang w:val="en-GB"/>
-        </w:rPr>
-      </w:pPr>
-      <w:r>
-        <w:rPr>
-          <w:lang w:val="en-GB"/>
-        </w:rPr>
-        <w:t>MMR-0</w:t>
-      </w:r>
-      <w:r>
-        <w:rPr>
-          <w:lang w:val="en-GB"/>
-        </w:rPr>
-        <w:t>8</w:t>
-      </w:r>
-      <w:r>
-        <w:rPr>
-          <w:lang w:val="en-GB"/>
-        </w:rPr>
-        <w:t xml:space="preserve"> When both </w:t>
-      </w:r>
-      <w:r>
-        <w:rPr>
-          <w:lang w:val="en-GB"/>
-        </w:rPr>
-        <w:t xml:space="preserve">VACUUM ON </w:t>
-      </w:r>
-      <w:r>
-        <w:rPr>
-          <w:lang w:val="en-GB"/>
-        </w:rPr>
-        <w:t xml:space="preserve">and </w:t>
-      </w:r>
-      <w:r>
-        <w:rPr>
-          <w:lang w:val="en-GB"/>
-        </w:rPr>
-        <w:t xml:space="preserve">VACUUM OFF </w:t>
-      </w:r>
-      <w:r>
-        <w:rPr>
-          <w:lang w:val="en-GB"/>
-        </w:rPr>
-        <w:t xml:space="preserve"> is active, </w:t>
-      </w:r>
-      <w:r>
-        <w:rPr>
-          <w:lang w:val="en-GB"/>
-        </w:rPr>
-        <w:t>vacuum is not active</w:t>
-      </w:r>
-    </w:p>
-    <w:p>
-      <w:pPr>
-        <w:pStyle w:val="Heading2"/>
-        <w:rPr>
-          <w:lang w:val="en-GB"/>
-        </w:rPr>
-      </w:pPr>
-      <w:r>
-        <w:rPr>
-          <w:lang w:val="en-GB"/>
-        </w:rPr>
-        <w:lastRenderedPageBreak/>
-        <w:t>4</w:t>
-      </w:r>
-      <w:r>
-        <w:rPr>
-          <w:lang w:val="en-GB"/>
-        </w:rPr>
-        <w:t>.</w:t>
-      </w:r>
-      <w:r>
-        <w:rPr>
-          <w:lang w:val="en-GB"/>
-        </w:rPr>
-        <w:t>Logical Design</w:t>
-      </w:r>
-    </w:p>
-    <w:p>
-      <w:pPr>
-        <w:rPr>
-          <w:lang w:val="en-GB"/>
-        </w:rPr>
-      </w:pPr>
-      <w:r>
-        <w:rPr>
-          <w:noProof/>
-          <w:lang w:val="en-GB"/>
-        </w:rPr>
         <w:drawing>
           <wp:inline distT="0" distB="0" distL="0" distR="0" wp14:anchorId="7024F4E6" wp14:editId="21F773CF">
             <wp:extent cx="1955800" cy="4715974"/>
@@ -1590,16 +1286,38 @@
           </wp:inline>
         </w:drawing>
       </w:r>
+    </w:p>
+    <w:p>
+      <w:pPr>
+        <w:pStyle w:val="Heading4"/>
+        <w:rPr>
+          <w:lang w:val="en-GB"/>
+        </w:rPr>
+      </w:pPr>
+      <w:r>
+        <w:rPr>
+          <w:lang w:val="en-GB"/>
+        </w:rPr>
+        <w:lastRenderedPageBreak/>
+        <w:t>Arm Transfer Unit</w:t>
+      </w:r>
+    </w:p>
+    <w:p>
+      <w:pPr>
+        <w:pStyle w:val="Heading4"/>
+        <w:rPr>
+          <w:lang w:val="en-GB"/>
+        </w:rPr>
+      </w:pPr>
       <w:r>
         <w:rPr>
           <w:noProof/>
           <w:lang w:val="en-GB"/>
         </w:rPr>
-        <w:lastRenderedPageBreak/>
         <w:drawing>
-          <wp:inline distT="0" distB="0" distL="0" distR="0" wp14:anchorId="181970B4" wp14:editId="2749CD34">
-            <wp:extent cx="2794000" cy="5722630"/>
-            <wp:effectExtent l="0" t="0" r="6350" b="0"/>
+          <wp:inline distT="0" distB="0" distL="0" distR="0" wp14:anchorId="181970B4" wp14:editId="01C6C316">
+            <wp:extent cx="2649732" cy="5427133"/>
+            <wp:effectExtent l="0" t="0" r="0" b="2540"/>
             <wp:docPr id="675358226" name="Picture 3"/>
             <wp:cNvGraphicFramePr>
               <a:graphicFrameLocks xmlns:a="http://schemas.openxmlformats.org/drawingml/2006/main" noChangeAspect="1"/>
@@ -1629,7 +1347,7 @@
                   <pic:spPr bwMode="auto">
                     <a:xfrm>
                       <a:off x="0" y="0"/>
-                      <a:ext cx="2801169" cy="5737313"/>
+                      <a:ext cx="2651229" cy="5430200"/>
                     </a:xfrm>
                     <a:prstGeom prst="rect">
                       <a:avLst/>
@@ -2790,7 +2508,6 @@
     <w:basedOn w:val="Normal"/>
     <w:next w:val="Normal"/>
     <w:uiPriority w:val="9"/>
-    <w:semiHidden/>
     <w:unhideWhenUsed/>
     <w:qFormat/>
     <w:pPr>
@@ -2849,6 +2566,7 @@
   <w:style w:type="character" w:default="1" w:styleId="DefaultParagraphFont">
     <w:name w:val="Default Paragraph Font"/>
     <w:uiPriority w:val="1"/>
+    <w:semiHidden/>
     <w:unhideWhenUsed/>
   </w:style>
   <w:style w:type="table" w:default="1" w:styleId="TableNormal">

--- a/Documentation/Project Description_ Simulated MPS Distribution Station Control.docx
+++ b/Documentation/Project Description_ Simulated MPS Distribution Station Control.docx
@@ -750,71 +750,69 @@
         <w:rPr>
           <w:lang w:val="en-GB"/>
         </w:rPr>
-        <w:t>AMR-05 Transition from Manual t</w:t>
-      </w:r>
-      <w:r>
-        <w:rPr>
-          <w:lang w:val="en-GB"/>
-        </w:rPr>
-        <w:t>o Automatic is only possible when station is stopped</w:t>
-      </w:r>
-    </w:p>
-    <w:p>
-      <w:pPr>
-        <w:rPr>
-          <w:lang w:val="en-GB"/>
-        </w:rPr>
-      </w:pPr>
-      <w:r>
-        <w:rPr>
-          <w:lang w:val="en-GB"/>
-        </w:rPr>
-        <w:t xml:space="preserve">AMR-05 Transition from </w:t>
-      </w:r>
-      <w:r>
-        <w:rPr>
-          <w:lang w:val="en-GB"/>
-        </w:rPr>
-        <w:t>Automatic to Manual is only possible when station complete all commands</w:t>
-      </w:r>
-    </w:p>
-    <w:p>
-      <w:pPr>
-        <w:rPr>
-          <w:lang w:val="en-GB"/>
-        </w:rPr>
-      </w:pPr>
-      <w:r>
-        <w:rPr>
-          <w:lang w:val="en-GB"/>
-        </w:rPr>
-        <w:t>AMR-06 If Magazine stack is not empty, Acknowledge button led should turn on</w:t>
-      </w:r>
-    </w:p>
-    <w:p>
-      <w:pPr>
-        <w:rPr>
-          <w:lang w:val="en-GB"/>
-        </w:rPr>
-      </w:pPr>
-      <w:r>
-        <w:rPr>
-          <w:lang w:val="en-GB"/>
-        </w:rPr>
-        <w:t>AMR-07 If Magazine stack is empty, Acknowledge button should start blink</w:t>
-      </w:r>
-    </w:p>
-    <w:p>
-      <w:pPr>
-        <w:rPr>
-          <w:lang w:val="en-GB"/>
-        </w:rPr>
-      </w:pPr>
-      <w:r>
-        <w:rPr>
-          <w:lang w:val="en-GB"/>
-        </w:rPr>
-        <w:t>AMR-08 Acknowledge button</w:t>
+        <w:t>AMR-0</w:t>
+      </w:r>
+      <w:r>
+        <w:rPr>
+          <w:lang w:val="en-GB"/>
+        </w:rPr>
+        <w:t>5</w:t>
+      </w:r>
+      <w:r>
+        <w:rPr>
+          <w:lang w:val="en-GB"/>
+        </w:rPr>
+        <w:t xml:space="preserve"> If Magazine stack is not empty, Acknowledge button led should turn on</w:t>
+      </w:r>
+    </w:p>
+    <w:p>
+      <w:pPr>
+        <w:rPr>
+          <w:lang w:val="en-GB"/>
+        </w:rPr>
+      </w:pPr>
+      <w:r>
+        <w:rPr>
+          <w:lang w:val="en-GB"/>
+        </w:rPr>
+        <w:t>AMR-0</w:t>
+      </w:r>
+      <w:r>
+        <w:rPr>
+          <w:lang w:val="en-GB"/>
+        </w:rPr>
+        <w:t>6</w:t>
+      </w:r>
+      <w:r>
+        <w:rPr>
+          <w:lang w:val="en-GB"/>
+        </w:rPr>
+        <w:t xml:space="preserve"> If Magazine stack is empty, Acknowledge button should start blink</w:t>
+      </w:r>
+    </w:p>
+    <w:p>
+      <w:pPr>
+        <w:rPr>
+          <w:lang w:val="en-GB"/>
+        </w:rPr>
+      </w:pPr>
+      <w:r>
+        <w:rPr>
+          <w:lang w:val="en-GB"/>
+        </w:rPr>
+        <w:t>AMR-0</w:t>
+      </w:r>
+      <w:r>
+        <w:rPr>
+          <w:lang w:val="en-GB"/>
+        </w:rPr>
+        <w:t>7</w:t>
+      </w:r>
+      <w:r>
+        <w:rPr>
+          <w:lang w:val="en-GB"/>
+        </w:rPr>
+        <w:t xml:space="preserve"> Acknowledge button</w:t>
       </w:r>
       <w:r>
         <w:rPr>
@@ -1119,39 +1117,52 @@
         <w:rPr>
           <w:lang w:val="en-GB"/>
         </w:rPr>
+        <w:t>MMR-07 When Vacuum off is active, vacuum is not active</w:t>
+      </w:r>
+    </w:p>
+    <w:p>
+      <w:pPr>
+        <w:rPr>
+          <w:lang w:val="en-GB"/>
+        </w:rPr>
+      </w:pPr>
+      <w:r>
+        <w:rPr>
+          <w:lang w:val="en-GB"/>
+        </w:rPr>
+        <w:t>MMR-08 When both VACUUM ON and VACUUM OFF  is active, vacuum is not active</w:t>
+      </w:r>
+    </w:p>
+    <w:p>
+      <w:pPr>
+        <w:pStyle w:val="Heading2"/>
+        <w:rPr>
+          <w:lang w:val="en-GB"/>
+        </w:rPr>
+      </w:pPr>
+      <w:r>
+        <w:rPr>
+          <w:lang w:val="en-GB"/>
+        </w:rPr>
         <w:lastRenderedPageBreak/>
-        <w:t>MMR-07 When Vacuum off is active, vacuum is not active</w:t>
-      </w:r>
-    </w:p>
-    <w:p>
-      <w:pPr>
-        <w:rPr>
-          <w:lang w:val="en-GB"/>
-        </w:rPr>
-      </w:pPr>
-      <w:r>
-        <w:rPr>
-          <w:lang w:val="en-GB"/>
-        </w:rPr>
-        <w:t>MMR-08 When both VACUUM ON and VACUUM OFF  is active, vacuum is not active</w:t>
-      </w:r>
-    </w:p>
-    <w:p>
-      <w:pPr>
-        <w:pStyle w:val="Heading2"/>
-        <w:rPr>
-          <w:lang w:val="en-GB"/>
-        </w:rPr>
-      </w:pPr>
-      <w:r>
-        <w:rPr>
-          <w:lang w:val="en-GB"/>
-        </w:rPr>
         <w:t>4.Logical Design</w:t>
       </w:r>
     </w:p>
     <w:p>
       <w:pPr>
+        <w:rPr>
+          <w:lang w:val="en-GB"/>
+        </w:rPr>
+      </w:pPr>
+      <w:r>
+        <w:rPr>
+          <w:lang w:val="en-GB"/>
+        </w:rPr>
+        <w:t>Stack magazine and Arm Transport Unit work simultaneously from each other that allows easy extending of the system with other processing units.</w:t>
+      </w:r>
+    </w:p>
+    <w:p>
+      <w:pPr>
         <w:pStyle w:val="Heading4"/>
         <w:rPr>
           <w:lang w:val="en-GB"/>
@@ -1170,19 +1181,68 @@
           <w:lang w:val="en-GB"/>
         </w:rPr>
       </w:pPr>
-    </w:p>
-    <w:p>
-      <w:pPr>
-        <w:rPr>
-          <w:lang w:val="en-GB"/>
-        </w:rPr>
+      <w:r>
+        <w:rPr>
+          <w:lang w:val="en-GB"/>
+        </w:rPr>
+        <w:t xml:space="preserve">Stack magazine at the beginning enters Setup state and gives command to cylinder to retract. When it is retracted, it is set to initial position and indicates it is ready for Automatic workflow. Automatic cycle consist of 4 states : Extend, </w:t>
+      </w:r>
+      <w:r>
+        <w:rPr>
+          <w:b/>
+          <w:bCs/>
+          <w:lang w:val="en-GB"/>
+        </w:rPr>
+        <w:t>Extended</w:t>
+      </w:r>
+      <w:r>
+        <w:rPr>
+          <w:lang w:val="en-GB"/>
+        </w:rPr>
+        <w:t xml:space="preserve">, Retract, </w:t>
+      </w:r>
+      <w:r>
+        <w:rPr>
+          <w:b/>
+          <w:bCs/>
+          <w:lang w:val="en-GB"/>
+        </w:rPr>
+        <w:t>Retracted</w:t>
+      </w:r>
+      <w:r>
+        <w:rPr>
+          <w:lang w:val="en-GB"/>
+        </w:rPr>
+        <w:t xml:space="preserve">. Extended and Retracted are stable states where Stack Magazine can </w:t>
+      </w:r>
+      <w:r>
+        <w:rPr>
+          <w:lang w:val="en-GB"/>
+        </w:rPr>
+        <w:t xml:space="preserve">safely </w:t>
+      </w:r>
+      <w:r>
+        <w:rPr>
+          <w:lang w:val="en-GB"/>
+        </w:rPr>
+        <w:t xml:space="preserve">stop </w:t>
+      </w:r>
+      <w:r>
+        <w:rPr>
+          <w:lang w:val="en-GB"/>
+        </w:rPr>
+        <w:t>.</w:t>
+      </w:r>
+    </w:p>
+    <w:p>
+      <w:pPr>
+        <w:keepNext/>
       </w:pPr>
       <w:r>
         <w:rPr>
           <w:noProof/>
           <w:lang w:val="en-GB"/>
         </w:rPr>
-        <w:lastRenderedPageBreak/>
         <w:drawing>
           <wp:inline distT="0" distB="0" distL="0" distR="0" wp14:anchorId="7024F4E6" wp14:editId="21F773CF">
             <wp:extent cx="1955800" cy="4715974"/>
@@ -1232,11 +1292,60 @@
           </wp:inline>
         </w:drawing>
       </w:r>
+    </w:p>
+    <w:p>
+      <w:pPr>
+        <w:pStyle w:val="Caption"/>
+        <w:rPr>
+          <w:lang w:val="en-GB"/>
+        </w:rPr>
+      </w:pPr>
+      <w:r>
+        <w:rPr>
+          <w:lang w:val="en-GB"/>
+        </w:rPr>
+        <w:t xml:space="preserve">Figure </w:t>
+      </w:r>
+      <w:r>
+        <w:fldChar w:fldCharType="begin"/>
+      </w:r>
+      <w:r>
+        <w:rPr>
+          <w:lang w:val="en-GB"/>
+        </w:rPr>
+        <w:instrText xml:space="preserve"> SEQ Figure \* ARABIC </w:instrText>
+      </w:r>
+      <w:r>
+        <w:fldChar w:fldCharType="separate"/>
+      </w:r>
       <w:r>
         <w:rPr>
           <w:noProof/>
           <w:lang w:val="en-GB"/>
         </w:rPr>
+        <w:t>1</w:t>
+      </w:r>
+      <w:r>
+        <w:fldChar w:fldCharType="end"/>
+      </w:r>
+      <w:r>
+        <w:rPr>
+          <w:rFonts w:asciiTheme="minorHAnsi" w:hAnsiTheme="minorHAnsi"/>
+          <w:lang w:val="en-GB"/>
+        </w:rPr>
+        <w:t xml:space="preserve"> Stack Magazine State diagram</w:t>
+      </w:r>
+    </w:p>
+    <w:p>
+      <w:pPr>
+        <w:keepNext/>
+      </w:pPr>
+      <w:r>
+        <w:rPr>
+          <w:noProof/>
+          <w:lang w:val="en-GB"/>
+        </w:rPr>
+        <w:lastRenderedPageBreak/>
         <w:drawing>
           <wp:inline distT="0" distB="0" distL="0" distR="0" wp14:anchorId="1B6B4AED" wp14:editId="45381B10">
             <wp:extent cx="5123713" cy="3153622"/>
@@ -1289,6 +1398,49 @@
     </w:p>
     <w:p>
       <w:pPr>
+        <w:pStyle w:val="Caption"/>
+        <w:rPr>
+          <w:lang w:val="en-GB"/>
+        </w:rPr>
+      </w:pPr>
+      <w:r>
+        <w:rPr>
+          <w:lang w:val="en-GB"/>
+        </w:rPr>
+        <w:t xml:space="preserve">Figure </w:t>
+      </w:r>
+      <w:r>
+        <w:fldChar w:fldCharType="begin"/>
+      </w:r>
+      <w:r>
+        <w:rPr>
+          <w:lang w:val="en-GB"/>
+        </w:rPr>
+        <w:instrText xml:space="preserve"> SEQ Figure \* ARABIC </w:instrText>
+      </w:r>
+      <w:r>
+        <w:fldChar w:fldCharType="separate"/>
+      </w:r>
+      <w:r>
+        <w:rPr>
+          <w:noProof/>
+          <w:lang w:val="en-GB"/>
+        </w:rPr>
+        <w:t>2</w:t>
+      </w:r>
+      <w:r>
+        <w:fldChar w:fldCharType="end"/>
+      </w:r>
+      <w:r>
+        <w:rPr>
+          <w:rFonts w:asciiTheme="minorHAnsi" w:hAnsiTheme="minorHAnsi"/>
+          <w:lang w:val="en-GB"/>
+        </w:rPr>
+        <w:t xml:space="preserve"> Stack Magazine automatic workflow</w:t>
+      </w:r>
+    </w:p>
+    <w:p>
+      <w:pPr>
         <w:pStyle w:val="Heading4"/>
         <w:rPr>
           <w:lang w:val="en-GB"/>
@@ -1298,22 +1450,127 @@
         <w:rPr>
           <w:lang w:val="en-GB"/>
         </w:rPr>
+        <w:t>Arm Transfer Unit</w:t>
+      </w:r>
+    </w:p>
+    <w:p>
+      <w:pPr>
+        <w:rPr>
+          <w:lang w:val="en-GB"/>
+        </w:rPr>
+      </w:pPr>
+      <w:r>
+        <w:rPr>
+          <w:lang w:val="en-GB"/>
+        </w:rPr>
+        <w:t xml:space="preserve">Arm Transfer Unit at the beginning enters Setup state and gives arm command to go to next station point. In initial position controller indicates it is ready for Automatic workflow. Automatic cycle consist of 4 states : </w:t>
+      </w:r>
+      <w:proofErr w:type="spellStart"/>
+      <w:r>
+        <w:rPr>
+          <w:b/>
+          <w:bCs/>
+          <w:lang w:val="en-GB"/>
+        </w:rPr>
+        <w:t>Pick_up</w:t>
+      </w:r>
+      <w:proofErr w:type="spellEnd"/>
+      <w:r>
+        <w:rPr>
+          <w:lang w:val="en-GB"/>
+        </w:rPr>
+        <w:t xml:space="preserve">, </w:t>
+      </w:r>
+      <w:proofErr w:type="spellStart"/>
+      <w:r>
+        <w:rPr>
+          <w:lang w:val="en-GB"/>
+        </w:rPr>
+        <w:t>Picked_up</w:t>
+      </w:r>
+      <w:proofErr w:type="spellEnd"/>
+      <w:r>
+        <w:rPr>
+          <w:lang w:val="en-GB"/>
+        </w:rPr>
+        <w:t xml:space="preserve">, </w:t>
+      </w:r>
+      <w:proofErr w:type="spellStart"/>
+      <w:r>
+        <w:rPr>
+          <w:b/>
+          <w:bCs/>
+          <w:lang w:val="en-GB"/>
+        </w:rPr>
+        <w:t>Put_down</w:t>
+      </w:r>
+      <w:proofErr w:type="spellEnd"/>
+      <w:r>
+        <w:rPr>
+          <w:lang w:val="en-GB"/>
+        </w:rPr>
+        <w:t xml:space="preserve">, </w:t>
+      </w:r>
+      <w:proofErr w:type="spellStart"/>
+      <w:r>
+        <w:rPr>
+          <w:lang w:val="en-GB"/>
+        </w:rPr>
+        <w:t>To_magazine</w:t>
+      </w:r>
+      <w:proofErr w:type="spellEnd"/>
+      <w:r>
+        <w:rPr>
+          <w:lang w:val="en-GB"/>
+        </w:rPr>
+        <w:t xml:space="preserve">. </w:t>
+      </w:r>
+      <w:proofErr w:type="spellStart"/>
+      <w:r>
+        <w:rPr>
+          <w:lang w:val="en-GB"/>
+        </w:rPr>
+        <w:t>Pick_up</w:t>
+      </w:r>
+      <w:proofErr w:type="spellEnd"/>
+      <w:r>
+        <w:rPr>
+          <w:lang w:val="en-GB"/>
+        </w:rPr>
+        <w:t xml:space="preserve"> and </w:t>
+      </w:r>
+      <w:proofErr w:type="spellStart"/>
+      <w:r>
+        <w:rPr>
+          <w:lang w:val="en-GB"/>
+        </w:rPr>
+        <w:t>Put_down</w:t>
+      </w:r>
+      <w:proofErr w:type="spellEnd"/>
+      <w:r>
+        <w:rPr>
+          <w:lang w:val="en-GB"/>
+        </w:rPr>
+        <w:t xml:space="preserve"> are stable states where Arm can safely stop .</w:t>
+      </w:r>
+    </w:p>
+    <w:p>
+      <w:pPr>
+        <w:rPr>
+          <w:lang w:val="en-GB"/>
+        </w:rPr>
+      </w:pPr>
+    </w:p>
+    <w:p>
+      <w:pPr>
+        <w:pStyle w:val="Heading4"/>
+      </w:pPr>
+      <w:r>
+        <w:rPr>
+          <w:noProof/>
+          <w:lang w:val="en-GB"/>
+        </w:rPr>
         <w:lastRenderedPageBreak/>
-        <w:t>Arm Transfer Unit</w:t>
-      </w:r>
-    </w:p>
-    <w:p>
-      <w:pPr>
-        <w:pStyle w:val="Heading4"/>
-        <w:rPr>
-          <w:lang w:val="en-GB"/>
-        </w:rPr>
-      </w:pPr>
-      <w:r>
-        <w:rPr>
-          <w:noProof/>
-          <w:lang w:val="en-GB"/>
-        </w:rPr>
         <w:drawing>
           <wp:inline distT="0" distB="0" distL="0" distR="0" wp14:anchorId="181970B4" wp14:editId="01C6C316">
             <wp:extent cx="2649732" cy="5427133"/>
@@ -1363,11 +1620,60 @@
           </wp:inline>
         </w:drawing>
       </w:r>
+    </w:p>
+    <w:p>
+      <w:pPr>
+        <w:pStyle w:val="Caption"/>
+        <w:rPr>
+          <w:lang w:val="en-GB"/>
+        </w:rPr>
+      </w:pPr>
+      <w:r>
+        <w:rPr>
+          <w:lang w:val="en-GB"/>
+        </w:rPr>
+        <w:t xml:space="preserve">Figure </w:t>
+      </w:r>
+      <w:r>
+        <w:fldChar w:fldCharType="begin"/>
+      </w:r>
+      <w:r>
+        <w:rPr>
+          <w:lang w:val="en-GB"/>
+        </w:rPr>
+        <w:instrText xml:space="preserve"> SEQ Figure \* ARABIC </w:instrText>
+      </w:r>
+      <w:r>
+        <w:fldChar w:fldCharType="separate"/>
+      </w:r>
       <w:r>
         <w:rPr>
           <w:noProof/>
           <w:lang w:val="en-GB"/>
         </w:rPr>
+        <w:t>3</w:t>
+      </w:r>
+      <w:r>
+        <w:fldChar w:fldCharType="end"/>
+      </w:r>
+      <w:r>
+        <w:rPr>
+          <w:rFonts w:asciiTheme="minorHAnsi" w:hAnsiTheme="minorHAnsi"/>
+          <w:lang w:val="en-GB"/>
+        </w:rPr>
+        <w:t xml:space="preserve"> Arm Transport Unit State diagram</w:t>
+      </w:r>
+    </w:p>
+    <w:p>
+      <w:pPr>
+        <w:pStyle w:val="Heading4"/>
+      </w:pPr>
+      <w:r>
+        <w:rPr>
+          <w:noProof/>
+          <w:lang w:val="en-GB"/>
+        </w:rPr>
+        <w:lastRenderedPageBreak/>
         <w:drawing>
           <wp:inline distT="0" distB="0" distL="0" distR="0" wp14:anchorId="1994C0B3" wp14:editId="5551FBDC">
             <wp:extent cx="4662139" cy="2997200"/>
@@ -1418,6 +1724,2652 @@
         </w:drawing>
       </w:r>
     </w:p>
+    <w:p>
+      <w:pPr>
+        <w:pStyle w:val="Caption"/>
+        <w:rPr>
+          <w:rFonts w:asciiTheme="minorHAnsi" w:hAnsiTheme="minorHAnsi"/>
+          <w:lang w:val="en-GB"/>
+        </w:rPr>
+      </w:pPr>
+      <w:r>
+        <w:rPr>
+          <w:lang w:val="en-GB"/>
+        </w:rPr>
+        <w:t xml:space="preserve">Figure </w:t>
+      </w:r>
+      <w:r>
+        <w:fldChar w:fldCharType="begin"/>
+      </w:r>
+      <w:r>
+        <w:rPr>
+          <w:lang w:val="en-GB"/>
+        </w:rPr>
+        <w:instrText xml:space="preserve"> SEQ Figure \* ARABIC </w:instrText>
+      </w:r>
+      <w:r>
+        <w:fldChar w:fldCharType="separate"/>
+      </w:r>
+      <w:r>
+        <w:rPr>
+          <w:noProof/>
+          <w:lang w:val="en-GB"/>
+        </w:rPr>
+        <w:t>4</w:t>
+      </w:r>
+      <w:r>
+        <w:fldChar w:fldCharType="end"/>
+      </w:r>
+      <w:r>
+        <w:rPr>
+          <w:rFonts w:asciiTheme="minorHAnsi" w:hAnsiTheme="minorHAnsi"/>
+          <w:lang w:val="en-GB"/>
+        </w:rPr>
+        <w:t xml:space="preserve"> Arm Transport Unit automatic workflow</w:t>
+      </w:r>
+    </w:p>
+    <w:p>
+      <w:pPr>
+        <w:pStyle w:val="Heading2"/>
+        <w:rPr>
+          <w:lang w:val="en-GB"/>
+        </w:rPr>
+      </w:pPr>
+      <w:r>
+        <w:rPr>
+          <w:lang w:val="en-GB"/>
+        </w:rPr>
+        <w:t>5. Implementation</w:t>
+      </w:r>
+    </w:p>
+    <w:p>
+      <w:pPr>
+        <w:keepNext/>
+      </w:pPr>
+      <w:r>
+        <w:rPr>
+          <w:lang w:val="en-GB"/>
+        </w:rPr>
+        <w:drawing>
+          <wp:inline distT="0" distB="0" distL="0" distR="0" wp14:anchorId="4E3B1190" wp14:editId="053FE41E">
+            <wp:extent cx="5733415" cy="2608580"/>
+            <wp:effectExtent l="0" t="0" r="635" b="1270"/>
+            <wp:docPr id="846616733" name="Picture 1"/>
+            <wp:cNvGraphicFramePr>
+              <a:graphicFrameLocks xmlns:a="http://schemas.openxmlformats.org/drawingml/2006/main" noChangeAspect="1"/>
+            </wp:cNvGraphicFramePr>
+            <a:graphic xmlns:a="http://schemas.openxmlformats.org/drawingml/2006/main">
+              <a:graphicData uri="http://schemas.openxmlformats.org/drawingml/2006/picture">
+                <pic:pic xmlns:pic="http://schemas.openxmlformats.org/drawingml/2006/picture">
+                  <pic:nvPicPr>
+                    <pic:cNvPr id="846616733" name=""/>
+                    <pic:cNvPicPr/>
+                  </pic:nvPicPr>
+                  <pic:blipFill>
+                    <a:blip r:embed="rId9"/>
+                    <a:stretch>
+                      <a:fillRect/>
+                    </a:stretch>
+                  </pic:blipFill>
+                  <pic:spPr>
+                    <a:xfrm>
+                      <a:off x="0" y="0"/>
+                      <a:ext cx="5733415" cy="2608580"/>
+                    </a:xfrm>
+                    <a:prstGeom prst="rect">
+                      <a:avLst/>
+                    </a:prstGeom>
+                  </pic:spPr>
+                </pic:pic>
+              </a:graphicData>
+            </a:graphic>
+          </wp:inline>
+        </w:drawing>
+      </w:r>
+    </w:p>
+    <w:p>
+      <w:pPr>
+        <w:pStyle w:val="Caption"/>
+        <w:rPr>
+          <w:lang w:val="en-GB"/>
+        </w:rPr>
+      </w:pPr>
+      <w:r>
+        <w:t xml:space="preserve">Figure </w:t>
+      </w:r>
+      <w:r>
+        <w:fldChar w:fldCharType="begin"/>
+      </w:r>
+      <w:r>
+        <w:instrText xml:space="preserve"> SEQ Figure \* ARABIC </w:instrText>
+      </w:r>
+      <w:r>
+        <w:fldChar w:fldCharType="separate"/>
+      </w:r>
+      <w:r>
+        <w:rPr>
+          <w:noProof/>
+        </w:rPr>
+        <w:t>5</w:t>
+      </w:r>
+      <w:r>
+        <w:fldChar w:fldCharType="end"/>
+      </w:r>
+      <w:r>
+        <w:rPr>
+          <w:rFonts w:asciiTheme="minorHAnsi" w:hAnsiTheme="minorHAnsi"/>
+          <w:lang w:val="en-GB"/>
+        </w:rPr>
+        <w:t xml:space="preserve"> Application architecture</w:t>
+      </w:r>
+    </w:p>
+    <w:p>
+      <w:pPr>
+        <w:rPr>
+          <w:lang w:val="en-GB"/>
+        </w:rPr>
+      </w:pPr>
+      <w:r>
+        <w:rPr>
+          <w:lang w:val="en-GB"/>
+        </w:rPr>
+        <w:t xml:space="preserve">IMC pattern is used to implement software design. Application consists of HMI(Test CAT and </w:t>
+      </w:r>
+      <w:proofErr w:type="spellStart"/>
+      <w:r>
+        <w:rPr>
+          <w:lang w:val="en-GB"/>
+        </w:rPr>
+        <w:t>ButtonsPannel</w:t>
+      </w:r>
+      <w:proofErr w:type="spellEnd"/>
+      <w:r>
+        <w:rPr>
+          <w:lang w:val="en-GB"/>
+        </w:rPr>
+        <w:t xml:space="preserve"> CAT),</w:t>
+      </w:r>
+      <w:r>
+        <w:rPr>
+          <w:lang w:val="en-GB"/>
+        </w:rPr>
+        <w:t xml:space="preserve">Control (MGZ_IMC, ARM_IMC, </w:t>
+      </w:r>
+      <w:proofErr w:type="spellStart"/>
+      <w:r>
+        <w:rPr>
+          <w:lang w:val="en-GB"/>
+        </w:rPr>
+        <w:t>Button_IMC</w:t>
+      </w:r>
+      <w:proofErr w:type="spellEnd"/>
+      <w:r>
+        <w:rPr>
+          <w:lang w:val="en-GB"/>
+        </w:rPr>
+        <w:t>), Supervision, Model.</w:t>
+      </w:r>
+    </w:p>
+    <w:p>
+      <w:pPr>
+        <w:pStyle w:val="Heading3"/>
+        <w:rPr>
+          <w:lang w:val="en-GB"/>
+        </w:rPr>
+      </w:pPr>
+    </w:p>
+    <w:p>
+      <w:pPr>
+        <w:pStyle w:val="Heading3"/>
+        <w:rPr>
+          <w:lang w:val="en-GB"/>
+        </w:rPr>
+      </w:pPr>
+      <w:r>
+        <w:rPr>
+          <w:lang w:val="en-GB"/>
+        </w:rPr>
+        <w:t>ARM_IMC</w:t>
+      </w:r>
+    </w:p>
+    <w:p>
+      <w:pPr>
+        <w:keepNext/>
+      </w:pPr>
+      <w:r>
+        <w:rPr>
+          <w:lang w:val="en-GB"/>
+        </w:rPr>
+        <w:drawing>
+          <wp:inline distT="0" distB="0" distL="0" distR="0" wp14:anchorId="6AB89465" wp14:editId="3A53D9BC">
+            <wp:extent cx="5733415" cy="2204720"/>
+            <wp:effectExtent l="0" t="0" r="635" b="5080"/>
+            <wp:docPr id="230561499" name="Picture 1"/>
+            <wp:cNvGraphicFramePr>
+              <a:graphicFrameLocks xmlns:a="http://schemas.openxmlformats.org/drawingml/2006/main" noChangeAspect="1"/>
+            </wp:cNvGraphicFramePr>
+            <a:graphic xmlns:a="http://schemas.openxmlformats.org/drawingml/2006/main">
+              <a:graphicData uri="http://schemas.openxmlformats.org/drawingml/2006/picture">
+                <pic:pic xmlns:pic="http://schemas.openxmlformats.org/drawingml/2006/picture">
+                  <pic:nvPicPr>
+                    <pic:cNvPr id="230561499" name=""/>
+                    <pic:cNvPicPr/>
+                  </pic:nvPicPr>
+                  <pic:blipFill>
+                    <a:blip r:embed="rId10"/>
+                    <a:stretch>
+                      <a:fillRect/>
+                    </a:stretch>
+                  </pic:blipFill>
+                  <pic:spPr>
+                    <a:xfrm>
+                      <a:off x="0" y="0"/>
+                      <a:ext cx="5733415" cy="2204720"/>
+                    </a:xfrm>
+                    <a:prstGeom prst="rect">
+                      <a:avLst/>
+                    </a:prstGeom>
+                  </pic:spPr>
+                </pic:pic>
+              </a:graphicData>
+            </a:graphic>
+          </wp:inline>
+        </w:drawing>
+      </w:r>
+    </w:p>
+    <w:p>
+      <w:pPr>
+        <w:pStyle w:val="Caption"/>
+        <w:rPr>
+          <w:lang w:val="en-GB"/>
+        </w:rPr>
+      </w:pPr>
+      <w:r>
+        <w:rPr>
+          <w:lang w:val="en-GB"/>
+        </w:rPr>
+        <w:t xml:space="preserve">Figure </w:t>
+      </w:r>
+      <w:r>
+        <w:fldChar w:fldCharType="begin"/>
+      </w:r>
+      <w:r>
+        <w:rPr>
+          <w:lang w:val="en-GB"/>
+        </w:rPr>
+        <w:instrText xml:space="preserve"> SEQ Figure \* ARABIC </w:instrText>
+      </w:r>
+      <w:r>
+        <w:fldChar w:fldCharType="separate"/>
+      </w:r>
+      <w:r>
+        <w:rPr>
+          <w:noProof/>
+          <w:lang w:val="en-GB"/>
+        </w:rPr>
+        <w:t>6</w:t>
+      </w:r>
+      <w:r>
+        <w:fldChar w:fldCharType="end"/>
+      </w:r>
+      <w:r>
+        <w:rPr>
+          <w:rFonts w:asciiTheme="minorHAnsi" w:hAnsiTheme="minorHAnsi"/>
+          <w:lang w:val="en-GB"/>
+        </w:rPr>
+        <w:t xml:space="preserve"> Arm Transport Unit IMC</w:t>
+      </w:r>
+    </w:p>
+    <w:p>
+      <w:pPr>
+        <w:keepNext/>
+      </w:pPr>
+      <w:r>
+        <w:rPr>
+          <w:lang w:val="en-GB"/>
+        </w:rPr>
+        <w:drawing>
+          <wp:inline distT="0" distB="0" distL="0" distR="0" wp14:anchorId="606224AE" wp14:editId="52508688">
+            <wp:extent cx="5733415" cy="3216910"/>
+            <wp:effectExtent l="0" t="0" r="635" b="2540"/>
+            <wp:docPr id="1169571004" name="Picture 1"/>
+            <wp:cNvGraphicFramePr>
+              <a:graphicFrameLocks xmlns:a="http://schemas.openxmlformats.org/drawingml/2006/main" noChangeAspect="1"/>
+            </wp:cNvGraphicFramePr>
+            <a:graphic xmlns:a="http://schemas.openxmlformats.org/drawingml/2006/main">
+              <a:graphicData uri="http://schemas.openxmlformats.org/drawingml/2006/picture">
+                <pic:pic xmlns:pic="http://schemas.openxmlformats.org/drawingml/2006/picture">
+                  <pic:nvPicPr>
+                    <pic:cNvPr id="1169571004" name=""/>
+                    <pic:cNvPicPr/>
+                  </pic:nvPicPr>
+                  <pic:blipFill>
+                    <a:blip r:embed="rId11"/>
+                    <a:stretch>
+                      <a:fillRect/>
+                    </a:stretch>
+                  </pic:blipFill>
+                  <pic:spPr>
+                    <a:xfrm>
+                      <a:off x="0" y="0"/>
+                      <a:ext cx="5733415" cy="3216910"/>
+                    </a:xfrm>
+                    <a:prstGeom prst="rect">
+                      <a:avLst/>
+                    </a:prstGeom>
+                  </pic:spPr>
+                </pic:pic>
+              </a:graphicData>
+            </a:graphic>
+          </wp:inline>
+        </w:drawing>
+      </w:r>
+    </w:p>
+    <w:p>
+      <w:pPr>
+        <w:pStyle w:val="Caption"/>
+        <w:rPr>
+          <w:lang w:val="en-GB"/>
+        </w:rPr>
+      </w:pPr>
+      <w:r>
+        <w:rPr>
+          <w:lang w:val="en-GB"/>
+        </w:rPr>
+        <w:t xml:space="preserve">Figure </w:t>
+      </w:r>
+      <w:r>
+        <w:fldChar w:fldCharType="begin"/>
+      </w:r>
+      <w:r>
+        <w:rPr>
+          <w:lang w:val="en-GB"/>
+        </w:rPr>
+        <w:instrText xml:space="preserve"> SEQ Figure \* ARABIC </w:instrText>
+      </w:r>
+      <w:r>
+        <w:fldChar w:fldCharType="separate"/>
+      </w:r>
+      <w:r>
+        <w:rPr>
+          <w:noProof/>
+          <w:lang w:val="en-GB"/>
+        </w:rPr>
+        <w:t>7</w:t>
+      </w:r>
+      <w:r>
+        <w:fldChar w:fldCharType="end"/>
+      </w:r>
+      <w:r>
+        <w:rPr>
+          <w:rFonts w:asciiTheme="minorHAnsi" w:hAnsiTheme="minorHAnsi"/>
+          <w:lang w:val="en-GB"/>
+        </w:rPr>
+        <w:t xml:space="preserve"> </w:t>
+      </w:r>
+      <w:r>
+        <w:rPr>
+          <w:rFonts w:asciiTheme="minorHAnsi" w:hAnsiTheme="minorHAnsi"/>
+          <w:lang w:val="en-GB"/>
+        </w:rPr>
+        <w:t xml:space="preserve">Arm Transport Unit </w:t>
+      </w:r>
+      <w:r>
+        <w:rPr>
+          <w:rFonts w:asciiTheme="minorHAnsi" w:hAnsiTheme="minorHAnsi"/>
+          <w:lang w:val="en-GB"/>
+        </w:rPr>
+        <w:t>State Machine</w:t>
+      </w:r>
+    </w:p>
+    <w:p>
+      <w:pPr>
+        <w:pStyle w:val="Heading5"/>
+        <w:rPr>
+          <w:lang w:val="en-GB"/>
+        </w:rPr>
+      </w:pPr>
+      <w:r>
+        <w:rPr>
+          <w:lang w:val="en-GB"/>
+        </w:rPr>
+        <w:lastRenderedPageBreak/>
+        <w:t>MGZ_IMC</w:t>
+      </w:r>
+    </w:p>
+    <w:p>
+      <w:pPr>
+        <w:keepNext/>
+      </w:pPr>
+      <w:r>
+        <w:rPr>
+          <w:lang w:val="en-GB"/>
+        </w:rPr>
+        <w:drawing>
+          <wp:inline distT="0" distB="0" distL="0" distR="0" wp14:anchorId="4301E200" wp14:editId="0D7953AE">
+            <wp:extent cx="5733415" cy="3543935"/>
+            <wp:effectExtent l="0" t="0" r="635" b="0"/>
+            <wp:docPr id="1259003500" name="Picture 1"/>
+            <wp:cNvGraphicFramePr>
+              <a:graphicFrameLocks xmlns:a="http://schemas.openxmlformats.org/drawingml/2006/main" noChangeAspect="1"/>
+            </wp:cNvGraphicFramePr>
+            <a:graphic xmlns:a="http://schemas.openxmlformats.org/drawingml/2006/main">
+              <a:graphicData uri="http://schemas.openxmlformats.org/drawingml/2006/picture">
+                <pic:pic xmlns:pic="http://schemas.openxmlformats.org/drawingml/2006/picture">
+                  <pic:nvPicPr>
+                    <pic:cNvPr id="1259003500" name=""/>
+                    <pic:cNvPicPr/>
+                  </pic:nvPicPr>
+                  <pic:blipFill>
+                    <a:blip r:embed="rId12"/>
+                    <a:stretch>
+                      <a:fillRect/>
+                    </a:stretch>
+                  </pic:blipFill>
+                  <pic:spPr>
+                    <a:xfrm>
+                      <a:off x="0" y="0"/>
+                      <a:ext cx="5733415" cy="3543935"/>
+                    </a:xfrm>
+                    <a:prstGeom prst="rect">
+                      <a:avLst/>
+                    </a:prstGeom>
+                  </pic:spPr>
+                </pic:pic>
+              </a:graphicData>
+            </a:graphic>
+          </wp:inline>
+        </w:drawing>
+      </w:r>
+    </w:p>
+    <w:p>
+      <w:pPr>
+        <w:pStyle w:val="Caption"/>
+        <w:rPr>
+          <w:lang w:val="en-GB"/>
+        </w:rPr>
+      </w:pPr>
+      <w:r>
+        <w:t xml:space="preserve">Figure </w:t>
+      </w:r>
+      <w:r>
+        <w:fldChar w:fldCharType="begin"/>
+      </w:r>
+      <w:r>
+        <w:instrText xml:space="preserve"> SEQ Figure \* ARABIC </w:instrText>
+      </w:r>
+      <w:r>
+        <w:fldChar w:fldCharType="separate"/>
+      </w:r>
+      <w:r>
+        <w:rPr>
+          <w:noProof/>
+        </w:rPr>
+        <w:t>8</w:t>
+      </w:r>
+      <w:r>
+        <w:fldChar w:fldCharType="end"/>
+      </w:r>
+      <w:r>
+        <w:rPr>
+          <w:rFonts w:asciiTheme="minorHAnsi" w:hAnsiTheme="minorHAnsi"/>
+          <w:lang w:val="en-GB"/>
+        </w:rPr>
+        <w:t xml:space="preserve"> Stack Magazine</w:t>
+      </w:r>
+      <w:r>
+        <w:rPr>
+          <w:rFonts w:asciiTheme="minorHAnsi" w:hAnsiTheme="minorHAnsi"/>
+          <w:lang w:val="en-GB"/>
+        </w:rPr>
+        <w:t xml:space="preserve"> IMC</w:t>
+      </w:r>
+    </w:p>
+    <w:p>
+      <w:pPr>
+        <w:keepNext/>
+      </w:pPr>
+      <w:r>
+        <w:rPr>
+          <w:lang w:val="en-GB"/>
+        </w:rPr>
+        <w:drawing>
+          <wp:inline distT="0" distB="0" distL="0" distR="0" wp14:anchorId="0A51FB2A" wp14:editId="070A0B9F">
+            <wp:extent cx="5733415" cy="3324225"/>
+            <wp:effectExtent l="0" t="0" r="635" b="9525"/>
+            <wp:docPr id="1009880124" name="Picture 1"/>
+            <wp:cNvGraphicFramePr>
+              <a:graphicFrameLocks xmlns:a="http://schemas.openxmlformats.org/drawingml/2006/main" noChangeAspect="1"/>
+            </wp:cNvGraphicFramePr>
+            <a:graphic xmlns:a="http://schemas.openxmlformats.org/drawingml/2006/main">
+              <a:graphicData uri="http://schemas.openxmlformats.org/drawingml/2006/picture">
+                <pic:pic xmlns:pic="http://schemas.openxmlformats.org/drawingml/2006/picture">
+                  <pic:nvPicPr>
+                    <pic:cNvPr id="1009880124" name=""/>
+                    <pic:cNvPicPr/>
+                  </pic:nvPicPr>
+                  <pic:blipFill>
+                    <a:blip r:embed="rId13"/>
+                    <a:stretch>
+                      <a:fillRect/>
+                    </a:stretch>
+                  </pic:blipFill>
+                  <pic:spPr>
+                    <a:xfrm>
+                      <a:off x="0" y="0"/>
+                      <a:ext cx="5733415" cy="3324225"/>
+                    </a:xfrm>
+                    <a:prstGeom prst="rect">
+                      <a:avLst/>
+                    </a:prstGeom>
+                  </pic:spPr>
+                </pic:pic>
+              </a:graphicData>
+            </a:graphic>
+          </wp:inline>
+        </w:drawing>
+      </w:r>
+    </w:p>
+    <w:p>
+      <w:pPr>
+        <w:pStyle w:val="Caption"/>
+        <w:rPr>
+          <w:lang w:val="en-GB"/>
+        </w:rPr>
+      </w:pPr>
+      <w:r>
+        <w:rPr>
+          <w:lang w:val="en-GB"/>
+        </w:rPr>
+        <w:t xml:space="preserve">Figure </w:t>
+      </w:r>
+      <w:r>
+        <w:fldChar w:fldCharType="begin"/>
+      </w:r>
+      <w:r>
+        <w:rPr>
+          <w:lang w:val="en-GB"/>
+        </w:rPr>
+        <w:instrText xml:space="preserve"> SEQ Figure \* ARABIC </w:instrText>
+      </w:r>
+      <w:r>
+        <w:fldChar w:fldCharType="separate"/>
+      </w:r>
+      <w:r>
+        <w:rPr>
+          <w:noProof/>
+          <w:lang w:val="en-GB"/>
+        </w:rPr>
+        <w:t>9</w:t>
+      </w:r>
+      <w:r>
+        <w:fldChar w:fldCharType="end"/>
+      </w:r>
+      <w:r>
+        <w:rPr>
+          <w:rFonts w:asciiTheme="minorHAnsi" w:hAnsiTheme="minorHAnsi"/>
+          <w:lang w:val="en-GB"/>
+        </w:rPr>
+        <w:t xml:space="preserve"> </w:t>
+      </w:r>
+      <w:r>
+        <w:rPr>
+          <w:rFonts w:asciiTheme="minorHAnsi" w:hAnsiTheme="minorHAnsi"/>
+          <w:lang w:val="en-GB"/>
+        </w:rPr>
+        <w:t xml:space="preserve">Stack Magazine </w:t>
+      </w:r>
+      <w:r>
+        <w:rPr>
+          <w:rFonts w:asciiTheme="minorHAnsi" w:hAnsiTheme="minorHAnsi"/>
+          <w:lang w:val="en-GB"/>
+        </w:rPr>
+        <w:t>State Machine</w:t>
+      </w:r>
+    </w:p>
+    <w:p>
+      <w:pPr>
+        <w:pStyle w:val="Heading5"/>
+        <w:rPr>
+          <w:lang w:val="en-GB"/>
+        </w:rPr>
+      </w:pPr>
+      <w:r>
+        <w:rPr>
+          <w:lang w:val="en-GB"/>
+        </w:rPr>
+        <w:lastRenderedPageBreak/>
+        <w:t>BUTTON_IMC</w:t>
+      </w:r>
+    </w:p>
+    <w:p>
+      <w:pPr>
+        <w:keepNext/>
+      </w:pPr>
+      <w:r>
+        <w:rPr>
+          <w:lang w:val="en-GB"/>
+        </w:rPr>
+        <w:drawing>
+          <wp:inline distT="0" distB="0" distL="0" distR="0" wp14:anchorId="1A86855E" wp14:editId="1DC0C054">
+            <wp:extent cx="5733415" cy="2256790"/>
+            <wp:effectExtent l="0" t="0" r="635" b="0"/>
+            <wp:docPr id="695648647" name="Picture 1"/>
+            <wp:cNvGraphicFramePr>
+              <a:graphicFrameLocks xmlns:a="http://schemas.openxmlformats.org/drawingml/2006/main" noChangeAspect="1"/>
+            </wp:cNvGraphicFramePr>
+            <a:graphic xmlns:a="http://schemas.openxmlformats.org/drawingml/2006/main">
+              <a:graphicData uri="http://schemas.openxmlformats.org/drawingml/2006/picture">
+                <pic:pic xmlns:pic="http://schemas.openxmlformats.org/drawingml/2006/picture">
+                  <pic:nvPicPr>
+                    <pic:cNvPr id="695648647" name=""/>
+                    <pic:cNvPicPr/>
+                  </pic:nvPicPr>
+                  <pic:blipFill>
+                    <a:blip r:embed="rId14"/>
+                    <a:stretch>
+                      <a:fillRect/>
+                    </a:stretch>
+                  </pic:blipFill>
+                  <pic:spPr>
+                    <a:xfrm>
+                      <a:off x="0" y="0"/>
+                      <a:ext cx="5733415" cy="2256790"/>
+                    </a:xfrm>
+                    <a:prstGeom prst="rect">
+                      <a:avLst/>
+                    </a:prstGeom>
+                  </pic:spPr>
+                </pic:pic>
+              </a:graphicData>
+            </a:graphic>
+          </wp:inline>
+        </w:drawing>
+      </w:r>
+    </w:p>
+    <w:p>
+      <w:pPr>
+        <w:pStyle w:val="Caption"/>
+        <w:rPr>
+          <w:lang w:val="en-GB"/>
+        </w:rPr>
+      </w:pPr>
+      <w:r>
+        <w:t xml:space="preserve">Figure </w:t>
+      </w:r>
+      <w:r>
+        <w:fldChar w:fldCharType="begin"/>
+      </w:r>
+      <w:r>
+        <w:instrText xml:space="preserve"> SEQ Figure \* ARABIC </w:instrText>
+      </w:r>
+      <w:r>
+        <w:fldChar w:fldCharType="separate"/>
+      </w:r>
+      <w:r>
+        <w:rPr>
+          <w:noProof/>
+        </w:rPr>
+        <w:t>10</w:t>
+      </w:r>
+      <w:r>
+        <w:fldChar w:fldCharType="end"/>
+      </w:r>
+      <w:r>
+        <w:rPr>
+          <w:rFonts w:asciiTheme="minorHAnsi" w:hAnsiTheme="minorHAnsi"/>
+          <w:lang w:val="en-GB"/>
+        </w:rPr>
+        <w:t xml:space="preserve"> Button Control</w:t>
+      </w:r>
+      <w:r>
+        <w:rPr>
+          <w:rFonts w:asciiTheme="minorHAnsi" w:hAnsiTheme="minorHAnsi"/>
+          <w:lang w:val="en-GB"/>
+        </w:rPr>
+        <w:t xml:space="preserve"> IMC</w:t>
+      </w:r>
+    </w:p>
+    <w:p>
+      <w:pPr>
+        <w:keepNext/>
+      </w:pPr>
+      <w:r>
+        <w:rPr>
+          <w:lang w:val="en-GB"/>
+        </w:rPr>
+        <w:drawing>
+          <wp:inline distT="0" distB="0" distL="0" distR="0" wp14:anchorId="4DCA0B64" wp14:editId="5B23ECD8">
+            <wp:extent cx="5532599" cy="4549534"/>
+            <wp:effectExtent l="0" t="0" r="0" b="3810"/>
+            <wp:docPr id="1291786063" name="Picture 1"/>
+            <wp:cNvGraphicFramePr>
+              <a:graphicFrameLocks xmlns:a="http://schemas.openxmlformats.org/drawingml/2006/main" noChangeAspect="1"/>
+            </wp:cNvGraphicFramePr>
+            <a:graphic xmlns:a="http://schemas.openxmlformats.org/drawingml/2006/main">
+              <a:graphicData uri="http://schemas.openxmlformats.org/drawingml/2006/picture">
+                <pic:pic xmlns:pic="http://schemas.openxmlformats.org/drawingml/2006/picture">
+                  <pic:nvPicPr>
+                    <pic:cNvPr id="1291786063" name=""/>
+                    <pic:cNvPicPr/>
+                  </pic:nvPicPr>
+                  <pic:blipFill>
+                    <a:blip r:embed="rId15"/>
+                    <a:stretch>
+                      <a:fillRect/>
+                    </a:stretch>
+                  </pic:blipFill>
+                  <pic:spPr>
+                    <a:xfrm>
+                      <a:off x="0" y="0"/>
+                      <a:ext cx="5532599" cy="4549534"/>
+                    </a:xfrm>
+                    <a:prstGeom prst="rect">
+                      <a:avLst/>
+                    </a:prstGeom>
+                  </pic:spPr>
+                </pic:pic>
+              </a:graphicData>
+            </a:graphic>
+          </wp:inline>
+        </w:drawing>
+      </w:r>
+    </w:p>
+    <w:p>
+      <w:pPr>
+        <w:pStyle w:val="Caption"/>
+        <w:rPr>
+          <w:lang w:val="en-GB"/>
+        </w:rPr>
+      </w:pPr>
+      <w:r>
+        <w:t xml:space="preserve">Figure </w:t>
+      </w:r>
+      <w:r>
+        <w:fldChar w:fldCharType="begin"/>
+      </w:r>
+      <w:r>
+        <w:instrText xml:space="preserve"> SEQ Figure \* ARABIC </w:instrText>
+      </w:r>
+      <w:r>
+        <w:fldChar w:fldCharType="separate"/>
+      </w:r>
+      <w:r>
+        <w:rPr>
+          <w:noProof/>
+        </w:rPr>
+        <w:t>11</w:t>
+      </w:r>
+      <w:r>
+        <w:fldChar w:fldCharType="end"/>
+      </w:r>
+      <w:r>
+        <w:rPr>
+          <w:rFonts w:asciiTheme="minorHAnsi" w:hAnsiTheme="minorHAnsi"/>
+          <w:lang w:val="en-GB"/>
+        </w:rPr>
+        <w:t xml:space="preserve"> Button control</w:t>
+      </w:r>
+    </w:p>
+    <w:p>
+      <w:pPr>
+        <w:keepNext/>
+      </w:pPr>
+      <w:r>
+        <w:rPr>
+          <w:lang w:val="en-GB"/>
+        </w:rPr>
+        <w:lastRenderedPageBreak/>
+        <w:drawing>
+          <wp:inline distT="0" distB="0" distL="0" distR="0" wp14:anchorId="1877F96C" wp14:editId="140BA63C">
+            <wp:extent cx="5733415" cy="4088765"/>
+            <wp:effectExtent l="0" t="0" r="635" b="6985"/>
+            <wp:docPr id="1053851097" name="Picture 1"/>
+            <wp:cNvGraphicFramePr>
+              <a:graphicFrameLocks xmlns:a="http://schemas.openxmlformats.org/drawingml/2006/main" noChangeAspect="1"/>
+            </wp:cNvGraphicFramePr>
+            <a:graphic xmlns:a="http://schemas.openxmlformats.org/drawingml/2006/main">
+              <a:graphicData uri="http://schemas.openxmlformats.org/drawingml/2006/picture">
+                <pic:pic xmlns:pic="http://schemas.openxmlformats.org/drawingml/2006/picture">
+                  <pic:nvPicPr>
+                    <pic:cNvPr id="1053851097" name=""/>
+                    <pic:cNvPicPr/>
+                  </pic:nvPicPr>
+                  <pic:blipFill>
+                    <a:blip r:embed="rId16"/>
+                    <a:stretch>
+                      <a:fillRect/>
+                    </a:stretch>
+                  </pic:blipFill>
+                  <pic:spPr>
+                    <a:xfrm>
+                      <a:off x="0" y="0"/>
+                      <a:ext cx="5733415" cy="4088765"/>
+                    </a:xfrm>
+                    <a:prstGeom prst="rect">
+                      <a:avLst/>
+                    </a:prstGeom>
+                  </pic:spPr>
+                </pic:pic>
+              </a:graphicData>
+            </a:graphic>
+          </wp:inline>
+        </w:drawing>
+      </w:r>
+    </w:p>
+    <w:p>
+      <w:pPr>
+        <w:pStyle w:val="Caption"/>
+        <w:rPr>
+          <w:lang w:val="en-GB"/>
+        </w:rPr>
+      </w:pPr>
+      <w:r>
+        <w:t xml:space="preserve">Figure </w:t>
+      </w:r>
+      <w:r>
+        <w:fldChar w:fldCharType="begin"/>
+      </w:r>
+      <w:r>
+        <w:instrText xml:space="preserve"> SEQ Figure \* ARABIC </w:instrText>
+      </w:r>
+      <w:r>
+        <w:fldChar w:fldCharType="separate"/>
+      </w:r>
+      <w:r>
+        <w:rPr>
+          <w:noProof/>
+        </w:rPr>
+        <w:t>12</w:t>
+      </w:r>
+      <w:r>
+        <w:fldChar w:fldCharType="end"/>
+      </w:r>
+      <w:r>
+        <w:rPr>
+          <w:rFonts w:asciiTheme="minorHAnsi" w:hAnsiTheme="minorHAnsi"/>
+          <w:lang w:val="en-GB"/>
+        </w:rPr>
+        <w:t xml:space="preserve"> Button control State Machine</w:t>
+      </w:r>
+    </w:p>
+    <w:p>
+      <w:pPr>
+        <w:pStyle w:val="Heading5"/>
+        <w:rPr>
+          <w:lang w:val="en-GB"/>
+        </w:rPr>
+      </w:pPr>
+      <w:r>
+        <w:rPr>
+          <w:lang w:val="en-GB"/>
+        </w:rPr>
+        <w:t>Supervision</w:t>
+      </w:r>
+    </w:p>
+    <w:p>
+      <w:pPr>
+        <w:rPr>
+          <w:lang w:val="en-GB"/>
+        </w:rPr>
+      </w:pPr>
+      <w:r>
+        <w:rPr>
+          <w:lang w:val="en-GB"/>
+        </w:rPr>
+        <w:t>The responsibilities of supervision block is to decide between manual and automated control, handle stop command and ready indication</w:t>
+      </w:r>
+    </w:p>
+    <w:p>
+      <w:pPr>
+        <w:pStyle w:val="Heading4"/>
+      </w:pPr>
+      <w:r>
+        <w:rPr>
+          <w:lang w:val="en-GB"/>
+        </w:rPr>
+        <w:lastRenderedPageBreak/>
+        <w:drawing>
+          <wp:inline distT="0" distB="0" distL="0" distR="0" wp14:anchorId="12DEAB8F" wp14:editId="350BB776">
+            <wp:extent cx="5733415" cy="3752850"/>
+            <wp:effectExtent l="0" t="0" r="635" b="0"/>
+            <wp:docPr id="1072875917" name="Picture 1"/>
+            <wp:cNvGraphicFramePr>
+              <a:graphicFrameLocks xmlns:a="http://schemas.openxmlformats.org/drawingml/2006/main" noChangeAspect="1"/>
+            </wp:cNvGraphicFramePr>
+            <a:graphic xmlns:a="http://schemas.openxmlformats.org/drawingml/2006/main">
+              <a:graphicData uri="http://schemas.openxmlformats.org/drawingml/2006/picture">
+                <pic:pic xmlns:pic="http://schemas.openxmlformats.org/drawingml/2006/picture">
+                  <pic:nvPicPr>
+                    <pic:cNvPr id="1072875917" name=""/>
+                    <pic:cNvPicPr/>
+                  </pic:nvPicPr>
+                  <pic:blipFill>
+                    <a:blip r:embed="rId17"/>
+                    <a:stretch>
+                      <a:fillRect/>
+                    </a:stretch>
+                  </pic:blipFill>
+                  <pic:spPr>
+                    <a:xfrm>
+                      <a:off x="0" y="0"/>
+                      <a:ext cx="5733415" cy="3752850"/>
+                    </a:xfrm>
+                    <a:prstGeom prst="rect">
+                      <a:avLst/>
+                    </a:prstGeom>
+                  </pic:spPr>
+                </pic:pic>
+              </a:graphicData>
+            </a:graphic>
+          </wp:inline>
+        </w:drawing>
+      </w:r>
+    </w:p>
+    <w:p>
+      <w:pPr>
+        <w:pStyle w:val="Caption"/>
+        <w:rPr>
+          <w:rFonts w:asciiTheme="minorHAnsi" w:hAnsiTheme="minorHAnsi"/>
+          <w:lang w:val="en-GB"/>
+        </w:rPr>
+      </w:pPr>
+      <w:r>
+        <w:t xml:space="preserve">Figure </w:t>
+      </w:r>
+      <w:r>
+        <w:fldChar w:fldCharType="begin"/>
+      </w:r>
+      <w:r>
+        <w:instrText xml:space="preserve"> SEQ Figure \* ARABIC </w:instrText>
+      </w:r>
+      <w:r>
+        <w:fldChar w:fldCharType="separate"/>
+      </w:r>
+      <w:r>
+        <w:rPr>
+          <w:noProof/>
+        </w:rPr>
+        <w:t>13</w:t>
+      </w:r>
+      <w:r>
+        <w:fldChar w:fldCharType="end"/>
+      </w:r>
+      <w:r>
+        <w:rPr>
+          <w:rFonts w:asciiTheme="minorHAnsi" w:hAnsiTheme="minorHAnsi"/>
+          <w:lang w:val="en-GB"/>
+        </w:rPr>
+        <w:t xml:space="preserve"> Supervision Architecture</w:t>
+      </w:r>
+    </w:p>
+    <w:p>
+      <w:pPr>
+        <w:pStyle w:val="Heading4"/>
+        <w:rPr>
+          <w:lang w:val="en-GB"/>
+        </w:rPr>
+      </w:pPr>
+      <w:r>
+        <w:t>6.Traceability table</w:t>
+      </w:r>
+    </w:p>
+    <w:tbl>
+      <w:tblPr>
+        <w:tblStyle w:val="TableGrid"/>
+        <w:tblW w:w="0" w:type="auto"/>
+        <w:tblLook w:val="04A0" w:firstRow="1" w:lastRow="0" w:firstColumn="1" w:lastColumn="0" w:noHBand="0" w:noVBand="1"/>
+      </w:tblPr>
+      <w:tblGrid>
+        <w:gridCol w:w="1673"/>
+        <w:gridCol w:w="3045"/>
+        <w:gridCol w:w="4301"/>
+      </w:tblGrid>
+      <w:tr>
+        <w:tc>
+          <w:tcPr>
+            <w:tcW w:w="1673" w:type="dxa"/>
+          </w:tcPr>
+          <w:p>
+            <w:pPr>
+              <w:rPr>
+                <w:lang w:val="en-GB"/>
+              </w:rPr>
+            </w:pPr>
+            <w:r>
+              <w:rPr>
+                <w:lang w:val="en-GB"/>
+              </w:rPr>
+              <w:t>Requirement</w:t>
+            </w:r>
+          </w:p>
+        </w:tc>
+        <w:tc>
+          <w:tcPr>
+            <w:tcW w:w="3045" w:type="dxa"/>
+          </w:tcPr>
+          <w:p>
+            <w:pPr>
+              <w:rPr>
+                <w:lang w:val="en-GB"/>
+              </w:rPr>
+            </w:pPr>
+            <w:r>
+              <w:rPr>
+                <w:lang w:val="en-GB"/>
+              </w:rPr>
+              <w:t>Description</w:t>
+            </w:r>
+          </w:p>
+        </w:tc>
+        <w:tc>
+          <w:tcPr>
+            <w:tcW w:w="4301" w:type="dxa"/>
+          </w:tcPr>
+          <w:p>
+            <w:pPr>
+              <w:rPr>
+                <w:lang w:val="en-GB"/>
+              </w:rPr>
+            </w:pPr>
+            <w:r>
+              <w:rPr>
+                <w:lang w:val="en-GB"/>
+              </w:rPr>
+              <w:t>Implementation</w:t>
+            </w:r>
+          </w:p>
+        </w:tc>
+      </w:tr>
+      <w:tr>
+        <w:tc>
+          <w:tcPr>
+            <w:tcW w:w="1673" w:type="dxa"/>
+          </w:tcPr>
+          <w:p>
+            <w:pPr>
+              <w:rPr>
+                <w:lang w:val="en-GB"/>
+              </w:rPr>
+            </w:pPr>
+            <w:r>
+              <w:rPr>
+                <w:lang w:val="en-GB"/>
+              </w:rPr>
+              <w:t>GR-01</w:t>
+            </w:r>
+          </w:p>
+        </w:tc>
+        <w:tc>
+          <w:tcPr>
+            <w:tcW w:w="3045" w:type="dxa"/>
+          </w:tcPr>
+          <w:p>
+            <w:pPr>
+              <w:rPr>
+                <w:lang w:val="en-GB"/>
+              </w:rPr>
+            </w:pPr>
+            <w:r>
+              <w:rPr>
+                <w:lang w:val="en-GB"/>
+              </w:rPr>
+              <w:t>Manual and Automatic select</w:t>
+            </w:r>
+          </w:p>
+        </w:tc>
+        <w:tc>
+          <w:tcPr>
+            <w:tcW w:w="4301" w:type="dxa"/>
+          </w:tcPr>
+          <w:p>
+            <w:pPr>
+              <w:rPr>
+                <w:lang w:val="en-GB"/>
+              </w:rPr>
+            </w:pPr>
+            <w:r>
+              <w:rPr>
+                <w:lang w:val="en-GB"/>
+              </w:rPr>
+              <w:t>Supervision block receives data both from manual and automated control. Switch Manual/Automatic sets if system will follow manual command or Automated instructions</w:t>
+            </w:r>
+          </w:p>
+        </w:tc>
+      </w:tr>
+      <w:tr>
+        <w:tc>
+          <w:tcPr>
+            <w:tcW w:w="1673" w:type="dxa"/>
+          </w:tcPr>
+          <w:p>
+            <w:pPr>
+              <w:rPr>
+                <w:lang w:val="en-GB"/>
+              </w:rPr>
+            </w:pPr>
+            <w:r>
+              <w:rPr>
+                <w:lang w:val="en-GB"/>
+              </w:rPr>
+              <w:t xml:space="preserve">IR-01 </w:t>
+            </w:r>
+          </w:p>
+          <w:p>
+            <w:pPr>
+              <w:rPr>
+                <w:lang w:val="en-GB"/>
+              </w:rPr>
+            </w:pPr>
+          </w:p>
+        </w:tc>
+        <w:tc>
+          <w:tcPr>
+            <w:tcW w:w="3045" w:type="dxa"/>
+          </w:tcPr>
+          <w:p>
+            <w:pPr>
+              <w:rPr>
+                <w:lang w:val="en-GB"/>
+              </w:rPr>
+            </w:pPr>
+            <w:r>
+              <w:rPr>
+                <w:lang w:val="en-GB"/>
+              </w:rPr>
+              <w:t>I</w:t>
+            </w:r>
+            <w:r>
+              <w:rPr>
+                <w:lang w:val="en-GB"/>
+              </w:rPr>
+              <w:t xml:space="preserve">nitial state </w:t>
+            </w:r>
+            <w:r>
+              <w:rPr>
+                <w:lang w:val="en-GB"/>
+              </w:rPr>
+              <w:t>Stack Magazine</w:t>
+            </w:r>
+          </w:p>
+        </w:tc>
+        <w:tc>
+          <w:tcPr>
+            <w:tcW w:w="4301" w:type="dxa"/>
+          </w:tcPr>
+          <w:p>
+            <w:pPr>
+              <w:rPr>
+                <w:lang w:val="en-GB"/>
+              </w:rPr>
+            </w:pPr>
+            <w:r>
+              <w:rPr>
+                <w:lang w:val="en-GB"/>
+              </w:rPr>
+              <w:t xml:space="preserve">INIT state algorithm of </w:t>
+            </w:r>
+            <w:proofErr w:type="spellStart"/>
+            <w:r>
+              <w:rPr>
+                <w:lang w:val="en-GB"/>
+              </w:rPr>
+              <w:t>Automatic_storage_sm</w:t>
+            </w:r>
+            <w:proofErr w:type="spellEnd"/>
+          </w:p>
+        </w:tc>
+      </w:tr>
+      <w:tr>
+        <w:tc>
+          <w:tcPr>
+            <w:tcW w:w="1673" w:type="dxa"/>
+          </w:tcPr>
+          <w:p>
+            <w:pPr>
+              <w:rPr>
+                <w:lang w:val="en-GB"/>
+              </w:rPr>
+            </w:pPr>
+            <w:r>
+              <w:rPr>
+                <w:lang w:val="en-GB"/>
+              </w:rPr>
+              <w:t>IR-0</w:t>
+            </w:r>
+            <w:r>
+              <w:rPr>
+                <w:lang w:val="en-GB"/>
+              </w:rPr>
+              <w:t>2</w:t>
+            </w:r>
+            <w:r>
+              <w:rPr>
+                <w:lang w:val="en-GB"/>
+              </w:rPr>
+              <w:t xml:space="preserve"> </w:t>
+            </w:r>
+          </w:p>
+          <w:p>
+            <w:pPr>
+              <w:rPr>
+                <w:lang w:val="en-GB"/>
+              </w:rPr>
+            </w:pPr>
+          </w:p>
+        </w:tc>
+        <w:tc>
+          <w:tcPr>
+            <w:tcW w:w="3045" w:type="dxa"/>
+          </w:tcPr>
+          <w:p>
+            <w:pPr>
+              <w:rPr>
+                <w:lang w:val="en-GB"/>
+              </w:rPr>
+            </w:pPr>
+            <w:r>
+              <w:rPr>
+                <w:lang w:val="en-GB"/>
+              </w:rPr>
+              <w:t>I</w:t>
+            </w:r>
+            <w:r>
+              <w:rPr>
+                <w:lang w:val="en-GB"/>
+              </w:rPr>
+              <w:t xml:space="preserve">nitial state </w:t>
+            </w:r>
+            <w:r>
+              <w:rPr>
+                <w:lang w:val="en-GB"/>
+              </w:rPr>
+              <w:t xml:space="preserve">Transfer Unit </w:t>
+            </w:r>
+          </w:p>
+        </w:tc>
+        <w:tc>
+          <w:tcPr>
+            <w:tcW w:w="4301" w:type="dxa"/>
+          </w:tcPr>
+          <w:p>
+            <w:pPr>
+              <w:rPr>
+                <w:lang w:val="en-US"/>
+              </w:rPr>
+            </w:pPr>
+            <w:r>
+              <w:rPr>
+                <w:lang w:val="en-GB"/>
+              </w:rPr>
+              <w:t xml:space="preserve">INIT state algorithm of </w:t>
+            </w:r>
+            <w:proofErr w:type="spellStart"/>
+            <w:r>
+              <w:rPr>
+                <w:lang w:val="en-GB"/>
+              </w:rPr>
+              <w:t>ARM_Control</w:t>
+            </w:r>
+            <w:proofErr w:type="spellEnd"/>
+          </w:p>
+        </w:tc>
+      </w:tr>
+      <w:tr>
+        <w:tc>
+          <w:tcPr>
+            <w:tcW w:w="1673" w:type="dxa"/>
+          </w:tcPr>
+          <w:p>
+            <w:pPr>
+              <w:rPr>
+                <w:lang w:val="en-GB"/>
+              </w:rPr>
+            </w:pPr>
+            <w:r>
+              <w:rPr>
+                <w:lang w:val="en-GB"/>
+              </w:rPr>
+              <w:t xml:space="preserve">IR-03 </w:t>
+            </w:r>
+          </w:p>
+        </w:tc>
+        <w:tc>
+          <w:tcPr>
+            <w:tcW w:w="3045" w:type="dxa"/>
+          </w:tcPr>
+          <w:p>
+            <w:pPr>
+              <w:rPr>
+                <w:lang w:val="en-GB"/>
+              </w:rPr>
+            </w:pPr>
+            <w:r>
+              <w:rPr>
+                <w:lang w:val="en-GB"/>
+              </w:rPr>
+              <w:t>Setting initial position after the boot</w:t>
+            </w:r>
+          </w:p>
+        </w:tc>
+        <w:tc>
+          <w:tcPr>
+            <w:tcW w:w="4301" w:type="dxa"/>
+          </w:tcPr>
+          <w:p>
+            <w:pPr>
+              <w:rPr>
+                <w:lang w:val="en-GB"/>
+              </w:rPr>
+            </w:pPr>
+            <w:r>
+              <w:rPr>
+                <w:lang w:val="en-GB"/>
+              </w:rPr>
+              <w:t>INIT state of Controller blocks</w:t>
+            </w:r>
+          </w:p>
+        </w:tc>
+      </w:tr>
+      <w:tr>
+        <w:tc>
+          <w:tcPr>
+            <w:tcW w:w="1673" w:type="dxa"/>
+          </w:tcPr>
+          <w:p>
+            <w:pPr>
+              <w:rPr>
+                <w:lang w:val="en-GB"/>
+              </w:rPr>
+            </w:pPr>
+            <w:r>
+              <w:rPr>
+                <w:lang w:val="en-GB"/>
+              </w:rPr>
+              <w:t xml:space="preserve">AMR-01 </w:t>
+            </w:r>
+          </w:p>
+          <w:p>
+            <w:pPr>
+              <w:rPr>
+                <w:lang w:val="en-GB"/>
+              </w:rPr>
+            </w:pPr>
+          </w:p>
+          <w:p>
+            <w:pPr>
+              <w:rPr>
+                <w:lang w:val="en-GB"/>
+              </w:rPr>
+            </w:pPr>
+          </w:p>
+        </w:tc>
+        <w:tc>
+          <w:tcPr>
+            <w:tcW w:w="3045" w:type="dxa"/>
+          </w:tcPr>
+          <w:p>
+            <w:pPr>
+              <w:rPr>
+                <w:lang w:val="en-GB"/>
+              </w:rPr>
+            </w:pPr>
+            <w:r>
+              <w:rPr>
+                <w:lang w:val="en-GB"/>
+              </w:rPr>
+              <w:t>Ready Indication</w:t>
+            </w:r>
+          </w:p>
+        </w:tc>
+        <w:tc>
+          <w:tcPr>
+            <w:tcW w:w="4301" w:type="dxa"/>
+          </w:tcPr>
+          <w:p>
+            <w:pPr>
+              <w:rPr>
+                <w:lang w:val="en-GB"/>
+              </w:rPr>
+            </w:pPr>
+            <w:r>
+              <w:rPr>
+                <w:lang w:val="en-GB"/>
+              </w:rPr>
+              <w:t>Start button led turn on when both production Units indicated Ready event (Supervision block)</w:t>
+            </w:r>
+          </w:p>
+        </w:tc>
+      </w:tr>
+      <w:tr>
+        <w:tc>
+          <w:tcPr>
+            <w:tcW w:w="1673" w:type="dxa"/>
+          </w:tcPr>
+          <w:p>
+            <w:pPr>
+              <w:rPr>
+                <w:lang w:val="en-GB"/>
+              </w:rPr>
+            </w:pPr>
+            <w:r>
+              <w:rPr>
+                <w:lang w:val="en-GB"/>
+              </w:rPr>
+              <w:t xml:space="preserve">AMR-02 </w:t>
+            </w:r>
+          </w:p>
+          <w:p>
+            <w:pPr>
+              <w:rPr>
+                <w:lang w:val="en-GB"/>
+              </w:rPr>
+            </w:pPr>
+          </w:p>
+        </w:tc>
+        <w:tc>
+          <w:tcPr>
+            <w:tcW w:w="3045" w:type="dxa"/>
+          </w:tcPr>
+          <w:p>
+            <w:pPr>
+              <w:rPr>
+                <w:lang w:val="en-GB"/>
+              </w:rPr>
+            </w:pPr>
+            <w:r>
+              <w:rPr>
+                <w:lang w:val="en-GB"/>
+              </w:rPr>
+              <w:t>Start button</w:t>
+            </w:r>
+          </w:p>
+        </w:tc>
+        <w:tc>
+          <w:tcPr>
+            <w:tcW w:w="4301" w:type="dxa"/>
+          </w:tcPr>
+          <w:p>
+            <w:pPr>
+              <w:rPr>
+                <w:lang w:val="en-GB"/>
+              </w:rPr>
+            </w:pPr>
+            <w:r>
+              <w:rPr>
+                <w:lang w:val="en-GB"/>
+              </w:rPr>
+              <w:t>In Automatic workflow when system is ready, Start button starts automated cycle (Supervision block)</w:t>
+            </w:r>
+          </w:p>
+        </w:tc>
+      </w:tr>
+      <w:tr>
+        <w:tc>
+          <w:tcPr>
+            <w:tcW w:w="1673" w:type="dxa"/>
+          </w:tcPr>
+          <w:p>
+            <w:pPr>
+              <w:rPr>
+                <w:lang w:val="en-GB"/>
+              </w:rPr>
+            </w:pPr>
+            <w:r>
+              <w:rPr>
+                <w:lang w:val="en-GB"/>
+              </w:rPr>
+              <w:t xml:space="preserve">AMR-03 </w:t>
+            </w:r>
+          </w:p>
+          <w:p>
+            <w:pPr>
+              <w:rPr>
+                <w:lang w:val="en-GB"/>
+              </w:rPr>
+            </w:pPr>
+          </w:p>
+        </w:tc>
+        <w:tc>
+          <w:tcPr>
+            <w:tcW w:w="3045" w:type="dxa"/>
+          </w:tcPr>
+          <w:p>
+            <w:pPr>
+              <w:rPr>
+                <w:lang w:val="en-GB"/>
+              </w:rPr>
+            </w:pPr>
+            <w:r>
+              <w:rPr>
+                <w:lang w:val="en-GB"/>
+              </w:rPr>
+              <w:t>Stop button</w:t>
+            </w:r>
+          </w:p>
+        </w:tc>
+        <w:tc>
+          <w:tcPr>
+            <w:tcW w:w="4301" w:type="dxa"/>
+          </w:tcPr>
+          <w:p>
+            <w:pPr>
+              <w:rPr>
+                <w:lang w:val="en-GB"/>
+              </w:rPr>
+            </w:pPr>
+            <w:r>
+              <w:rPr>
+                <w:lang w:val="en-GB"/>
+              </w:rPr>
+              <w:t xml:space="preserve">Stop button sets </w:t>
+            </w:r>
+            <w:proofErr w:type="spellStart"/>
+            <w:r>
+              <w:rPr>
+                <w:lang w:val="en-GB"/>
+              </w:rPr>
+              <w:t>stop_flag</w:t>
+            </w:r>
+            <w:proofErr w:type="spellEnd"/>
+            <w:r>
+              <w:rPr>
+                <w:lang w:val="en-GB"/>
+              </w:rPr>
+              <w:t xml:space="preserve"> data. (Supervision block)Transition to Stop state is only available from stable states(</w:t>
+            </w:r>
+            <w:proofErr w:type="spellStart"/>
+            <w:r>
+              <w:rPr>
+                <w:lang w:val="en-GB"/>
+              </w:rPr>
+              <w:t>Automatic_storage_sm</w:t>
+            </w:r>
+            <w:proofErr w:type="spellEnd"/>
+            <w:r>
+              <w:rPr>
+                <w:lang w:val="en-GB"/>
+              </w:rPr>
+              <w:t xml:space="preserve">, </w:t>
+            </w:r>
+            <w:proofErr w:type="spellStart"/>
+            <w:r>
+              <w:rPr>
+                <w:lang w:val="en-GB"/>
+              </w:rPr>
+              <w:t>ARM_Control</w:t>
+            </w:r>
+            <w:proofErr w:type="spellEnd"/>
+            <w:r>
+              <w:rPr>
+                <w:lang w:val="en-GB"/>
+              </w:rPr>
+              <w:t>)</w:t>
+            </w:r>
+          </w:p>
+        </w:tc>
+      </w:tr>
+      <w:tr>
+        <w:tc>
+          <w:tcPr>
+            <w:tcW w:w="1673" w:type="dxa"/>
+          </w:tcPr>
+          <w:p>
+            <w:pPr>
+              <w:rPr>
+                <w:lang w:val="en-GB"/>
+              </w:rPr>
+            </w:pPr>
+            <w:r>
+              <w:rPr>
+                <w:lang w:val="en-GB"/>
+              </w:rPr>
+              <w:lastRenderedPageBreak/>
+              <w:t xml:space="preserve">AMR-04 </w:t>
+            </w:r>
+          </w:p>
+          <w:p>
+            <w:pPr>
+              <w:rPr>
+                <w:lang w:val="en-GB"/>
+              </w:rPr>
+            </w:pPr>
+          </w:p>
+        </w:tc>
+        <w:tc>
+          <w:tcPr>
+            <w:tcW w:w="3045" w:type="dxa"/>
+          </w:tcPr>
+          <w:p>
+            <w:pPr>
+              <w:rPr>
+                <w:lang w:val="en-GB"/>
+              </w:rPr>
+            </w:pPr>
+            <w:r>
+              <w:rPr>
+                <w:lang w:val="en-GB"/>
+              </w:rPr>
+              <w:t>Reset after the finish of the work</w:t>
+            </w:r>
+          </w:p>
+        </w:tc>
+        <w:tc>
+          <w:tcPr>
+            <w:tcW w:w="4301" w:type="dxa"/>
+          </w:tcPr>
+          <w:p>
+            <w:pPr>
+              <w:rPr>
+                <w:lang w:val="en-GB"/>
+              </w:rPr>
+            </w:pPr>
+            <w:r>
+              <w:rPr>
+                <w:lang w:val="en-GB"/>
+              </w:rPr>
+              <w:t>Transition to SETUP state from STOP state via Reset button (</w:t>
+            </w:r>
+            <w:proofErr w:type="spellStart"/>
+            <w:r>
+              <w:rPr>
+                <w:lang w:val="en-GB"/>
+              </w:rPr>
+              <w:t>Automatic_storage_sm</w:t>
+            </w:r>
+            <w:proofErr w:type="spellEnd"/>
+            <w:r>
+              <w:rPr>
+                <w:lang w:val="en-GB"/>
+              </w:rPr>
+              <w:t xml:space="preserve">, </w:t>
+            </w:r>
+            <w:proofErr w:type="spellStart"/>
+            <w:r>
+              <w:rPr>
+                <w:lang w:val="en-GB"/>
+              </w:rPr>
+              <w:t>ARM_Control</w:t>
+            </w:r>
+            <w:proofErr w:type="spellEnd"/>
+            <w:r>
+              <w:rPr>
+                <w:lang w:val="en-GB"/>
+              </w:rPr>
+              <w:t>)</w:t>
+            </w:r>
+          </w:p>
+        </w:tc>
+      </w:tr>
+      <w:tr>
+        <w:tc>
+          <w:tcPr>
+            <w:tcW w:w="1673" w:type="dxa"/>
+          </w:tcPr>
+          <w:p>
+            <w:pPr>
+              <w:rPr>
+                <w:lang w:val="en-GB"/>
+              </w:rPr>
+            </w:pPr>
+            <w:r>
+              <w:rPr>
+                <w:lang w:val="en-GB"/>
+              </w:rPr>
+              <w:t>AMR-0</w:t>
+            </w:r>
+            <w:r>
+              <w:rPr>
+                <w:lang w:val="en-GB"/>
+              </w:rPr>
+              <w:t>5</w:t>
+            </w:r>
+          </w:p>
+          <w:p>
+            <w:pPr>
+              <w:rPr>
+                <w:lang w:val="en-GB"/>
+              </w:rPr>
+            </w:pPr>
+          </w:p>
+        </w:tc>
+        <w:tc>
+          <w:tcPr>
+            <w:tcW w:w="3045" w:type="dxa"/>
+          </w:tcPr>
+          <w:p>
+            <w:pPr>
+              <w:rPr>
+                <w:lang w:val="en-GB"/>
+              </w:rPr>
+            </w:pPr>
+            <w:r>
+              <w:rPr>
+                <w:lang w:val="en-GB"/>
+              </w:rPr>
+              <w:t xml:space="preserve">Acknowledge </w:t>
+            </w:r>
+            <w:r>
+              <w:rPr>
+                <w:lang w:val="en-GB"/>
+              </w:rPr>
+              <w:t>led</w:t>
+            </w:r>
+            <w:r>
+              <w:rPr>
+                <w:lang w:val="en-GB"/>
+              </w:rPr>
+              <w:t xml:space="preserve"> on when stack is not empty</w:t>
+            </w:r>
+          </w:p>
+        </w:tc>
+        <w:tc>
+          <w:tcPr>
+            <w:tcW w:w="4301" w:type="dxa"/>
+          </w:tcPr>
+          <w:p>
+            <w:pPr>
+              <w:rPr>
+                <w:lang w:val="en-GB"/>
+              </w:rPr>
+            </w:pPr>
+            <w:proofErr w:type="spellStart"/>
+            <w:r>
+              <w:rPr>
+                <w:lang w:val="en-GB"/>
+              </w:rPr>
+              <w:t>Panel_button_control</w:t>
+            </w:r>
+            <w:proofErr w:type="spellEnd"/>
+            <w:r>
+              <w:rPr>
+                <w:lang w:val="en-GB"/>
+              </w:rPr>
+              <w:t xml:space="preserve"> INIT state sets </w:t>
+            </w:r>
+            <w:proofErr w:type="spellStart"/>
+            <w:r>
+              <w:rPr>
+                <w:lang w:val="en-GB"/>
+              </w:rPr>
+              <w:t>Ack_led</w:t>
+            </w:r>
+            <w:proofErr w:type="spellEnd"/>
+            <w:r>
+              <w:rPr>
+                <w:lang w:val="en-GB"/>
+              </w:rPr>
+              <w:t xml:space="preserve"> to true</w:t>
+            </w:r>
+          </w:p>
+        </w:tc>
+      </w:tr>
+      <w:tr>
+        <w:tc>
+          <w:tcPr>
+            <w:tcW w:w="1673" w:type="dxa"/>
+          </w:tcPr>
+          <w:p>
+            <w:pPr>
+              <w:rPr>
+                <w:lang w:val="en-GB"/>
+              </w:rPr>
+            </w:pPr>
+            <w:r>
+              <w:rPr>
+                <w:lang w:val="en-GB"/>
+              </w:rPr>
+              <w:t>AMR-</w:t>
+            </w:r>
+            <w:r>
+              <w:rPr>
+                <w:lang w:val="en-GB"/>
+              </w:rPr>
+              <w:t>06</w:t>
+            </w:r>
+          </w:p>
+        </w:tc>
+        <w:tc>
+          <w:tcPr>
+            <w:tcW w:w="3045" w:type="dxa"/>
+          </w:tcPr>
+          <w:p>
+            <w:pPr>
+              <w:rPr>
+                <w:lang w:val="en-GB"/>
+              </w:rPr>
+            </w:pPr>
+            <w:r>
+              <w:rPr>
+                <w:lang w:val="en-GB"/>
+              </w:rPr>
+              <w:t xml:space="preserve">Acknowledge </w:t>
+            </w:r>
+            <w:r>
+              <w:rPr>
+                <w:lang w:val="en-GB"/>
+              </w:rPr>
+              <w:t xml:space="preserve">led blinks when </w:t>
+            </w:r>
+            <w:r>
+              <w:rPr>
+                <w:lang w:val="en-GB"/>
+              </w:rPr>
+              <w:t>stack is empty</w:t>
+            </w:r>
+          </w:p>
+          <w:p>
+            <w:pPr>
+              <w:rPr>
+                <w:lang w:val="en-GB"/>
+              </w:rPr>
+            </w:pPr>
+          </w:p>
+        </w:tc>
+        <w:tc>
+          <w:tcPr>
+            <w:tcW w:w="4301" w:type="dxa"/>
+          </w:tcPr>
+          <w:p>
+            <w:pPr>
+              <w:rPr>
+                <w:lang w:val="en-GB"/>
+              </w:rPr>
+            </w:pPr>
+            <w:proofErr w:type="spellStart"/>
+            <w:r>
+              <w:rPr>
+                <w:lang w:val="en-GB"/>
+              </w:rPr>
+              <w:t>Panel_button_control</w:t>
+            </w:r>
+            <w:proofErr w:type="spellEnd"/>
+            <w:r>
+              <w:rPr>
+                <w:lang w:val="en-GB"/>
+              </w:rPr>
+              <w:t xml:space="preserve"> </w:t>
+            </w:r>
+            <w:r>
+              <w:rPr>
+                <w:lang w:val="en-GB"/>
+              </w:rPr>
+              <w:t>BLINK</w:t>
+            </w:r>
+            <w:r>
+              <w:rPr>
+                <w:lang w:val="en-GB"/>
+              </w:rPr>
+              <w:t xml:space="preserve"> state</w:t>
+            </w:r>
+            <w:r>
+              <w:rPr>
+                <w:lang w:val="en-GB"/>
+              </w:rPr>
+              <w:t xml:space="preserve"> activates changing state of led</w:t>
+            </w:r>
+          </w:p>
+        </w:tc>
+      </w:tr>
+      <w:tr>
+        <w:tc>
+          <w:tcPr>
+            <w:tcW w:w="1673" w:type="dxa"/>
+          </w:tcPr>
+          <w:p>
+            <w:pPr>
+              <w:rPr>
+                <w:lang w:val="en-GB"/>
+              </w:rPr>
+            </w:pPr>
+            <w:r>
+              <w:rPr>
+                <w:lang w:val="en-GB"/>
+              </w:rPr>
+              <w:t>AMR-0</w:t>
+            </w:r>
+            <w:r>
+              <w:rPr>
+                <w:lang w:val="en-GB"/>
+              </w:rPr>
+              <w:t>7</w:t>
+            </w:r>
+            <w:r>
+              <w:rPr>
+                <w:lang w:val="en-GB"/>
+              </w:rPr>
+              <w:t xml:space="preserve"> </w:t>
+            </w:r>
+          </w:p>
+        </w:tc>
+        <w:tc>
+          <w:tcPr>
+            <w:tcW w:w="3045" w:type="dxa"/>
+          </w:tcPr>
+          <w:p>
+            <w:pPr>
+              <w:rPr>
+                <w:lang w:val="en-GB"/>
+              </w:rPr>
+            </w:pPr>
+            <w:r>
+              <w:rPr>
+                <w:lang w:val="en-GB"/>
+              </w:rPr>
+              <w:t>Acknowledge button stops blinking, after operator pressed acknowledge button</w:t>
+            </w:r>
+          </w:p>
+          <w:p>
+            <w:pPr>
+              <w:rPr>
+                <w:lang w:val="en-GB"/>
+              </w:rPr>
+            </w:pPr>
+          </w:p>
+        </w:tc>
+        <w:tc>
+          <w:tcPr>
+            <w:tcW w:w="4301" w:type="dxa"/>
+          </w:tcPr>
+          <w:p>
+            <w:pPr>
+              <w:rPr>
+                <w:lang w:val="en-GB"/>
+              </w:rPr>
+            </w:pPr>
+            <w:proofErr w:type="spellStart"/>
+            <w:r>
+              <w:rPr>
+                <w:lang w:val="en-GB"/>
+              </w:rPr>
+              <w:t>Panel_button_control</w:t>
+            </w:r>
+            <w:proofErr w:type="spellEnd"/>
+            <w:r>
+              <w:rPr>
+                <w:lang w:val="en-GB"/>
+              </w:rPr>
+              <w:t xml:space="preserve"> </w:t>
+            </w:r>
+            <w:r>
+              <w:rPr>
+                <w:lang w:val="en-GB"/>
+              </w:rPr>
+              <w:t>ACKNOWLEDGED</w:t>
+            </w:r>
+            <w:r>
+              <w:rPr>
+                <w:lang w:val="en-GB"/>
+              </w:rPr>
+              <w:t xml:space="preserve"> </w:t>
+            </w:r>
+            <w:r>
+              <w:rPr>
+                <w:lang w:val="en-GB"/>
+              </w:rPr>
+              <w:t xml:space="preserve">state </w:t>
+            </w:r>
+          </w:p>
+        </w:tc>
+      </w:tr>
+      <w:tr>
+        <w:tc>
+          <w:tcPr>
+            <w:tcW w:w="1673" w:type="dxa"/>
+          </w:tcPr>
+          <w:p>
+            <w:pPr>
+              <w:rPr>
+                <w:lang w:val="en-GB"/>
+              </w:rPr>
+            </w:pPr>
+            <w:r>
+              <w:rPr>
+                <w:lang w:val="en-GB"/>
+              </w:rPr>
+              <w:t xml:space="preserve">MR-01 </w:t>
+            </w:r>
+          </w:p>
+        </w:tc>
+        <w:tc>
+          <w:tcPr>
+            <w:tcW w:w="3045" w:type="dxa"/>
+          </w:tcPr>
+          <w:p>
+            <w:pPr>
+              <w:rPr>
+                <w:lang w:val="en-GB"/>
+              </w:rPr>
+            </w:pPr>
+            <w:r>
+              <w:rPr>
+                <w:lang w:val="en-GB"/>
+              </w:rPr>
+              <w:t>if sensor is empty for longer then 1.5 second, stack empty indicator should activate(ack blinking)</w:t>
+            </w:r>
+          </w:p>
+          <w:p>
+            <w:pPr>
+              <w:rPr>
+                <w:lang w:val="en-GB"/>
+              </w:rPr>
+            </w:pPr>
+          </w:p>
+        </w:tc>
+        <w:tc>
+          <w:tcPr>
+            <w:tcW w:w="4301" w:type="dxa"/>
+          </w:tcPr>
+          <w:p>
+            <w:pPr>
+              <w:rPr>
+                <w:lang w:val="en-GB"/>
+              </w:rPr>
+            </w:pPr>
+            <w:proofErr w:type="spellStart"/>
+            <w:r>
+              <w:rPr>
+                <w:lang w:val="en-GB"/>
+              </w:rPr>
+              <w:t>Panel_button_control</w:t>
+            </w:r>
+            <w:proofErr w:type="spellEnd"/>
+            <w:r>
+              <w:rPr>
+                <w:lang w:val="en-GB"/>
+              </w:rPr>
+              <w:t xml:space="preserve"> </w:t>
+            </w:r>
+            <w:r>
+              <w:rPr>
+                <w:lang w:val="en-GB"/>
+              </w:rPr>
+              <w:t>EMPTY</w:t>
+            </w:r>
+            <w:r>
+              <w:rPr>
+                <w:lang w:val="en-GB"/>
+              </w:rPr>
+              <w:t xml:space="preserve"> state activates changing state of led</w:t>
+            </w:r>
+            <w:r>
+              <w:rPr>
+                <w:lang w:val="en-GB"/>
+              </w:rPr>
+              <w:t xml:space="preserve"> </w:t>
+            </w:r>
+          </w:p>
+        </w:tc>
+      </w:tr>
+      <w:tr>
+        <w:tc>
+          <w:tcPr>
+            <w:tcW w:w="1673" w:type="dxa"/>
+          </w:tcPr>
+          <w:p>
+            <w:pPr>
+              <w:rPr>
+                <w:lang w:val="en-GB"/>
+              </w:rPr>
+            </w:pPr>
+            <w:r>
+              <w:rPr>
+                <w:lang w:val="en-GB"/>
+              </w:rPr>
+              <w:t xml:space="preserve">TR-01 </w:t>
+            </w:r>
+          </w:p>
+          <w:p>
+            <w:pPr>
+              <w:rPr>
+                <w:lang w:val="en-GB"/>
+              </w:rPr>
+            </w:pPr>
+          </w:p>
+        </w:tc>
+        <w:tc>
+          <w:tcPr>
+            <w:tcW w:w="3045" w:type="dxa"/>
+          </w:tcPr>
+          <w:p>
+            <w:pPr>
+              <w:rPr>
+                <w:lang w:val="en-GB"/>
+              </w:rPr>
+            </w:pPr>
+            <w:r>
+              <w:rPr>
+                <w:lang w:val="en-GB"/>
+              </w:rPr>
+              <w:t xml:space="preserve">Vacuum </w:t>
+            </w:r>
+            <w:r>
+              <w:rPr>
+                <w:lang w:val="en-GB"/>
+              </w:rPr>
+              <w:t>ON</w:t>
+            </w:r>
+            <w:r>
+              <w:rPr>
+                <w:lang w:val="en-GB"/>
+              </w:rPr>
+              <w:t xml:space="preserve"> during transportation of workpiece between stable points</w:t>
+            </w:r>
+          </w:p>
+        </w:tc>
+        <w:tc>
+          <w:tcPr>
+            <w:tcW w:w="4301" w:type="dxa"/>
+          </w:tcPr>
+          <w:p>
+            <w:pPr>
+              <w:rPr>
+                <w:lang w:val="en-GB"/>
+              </w:rPr>
+            </w:pPr>
+            <w:proofErr w:type="spellStart"/>
+            <w:r>
+              <w:rPr>
+                <w:lang w:val="en-GB"/>
+              </w:rPr>
+              <w:t>ARM_Control</w:t>
+            </w:r>
+            <w:proofErr w:type="spellEnd"/>
+            <w:r>
+              <w:rPr>
+                <w:lang w:val="en-GB"/>
+              </w:rPr>
+              <w:t xml:space="preserve"> checks </w:t>
+            </w:r>
+            <w:proofErr w:type="spellStart"/>
+            <w:r>
+              <w:rPr>
+                <w:lang w:val="en-GB"/>
+              </w:rPr>
+              <w:t>v_mon</w:t>
+            </w:r>
+            <w:proofErr w:type="spellEnd"/>
+            <w:r>
+              <w:rPr>
+                <w:lang w:val="en-GB"/>
+              </w:rPr>
+              <w:t xml:space="preserve"> on transitions</w:t>
+            </w:r>
+          </w:p>
+        </w:tc>
+      </w:tr>
+      <w:tr>
+        <w:tc>
+          <w:tcPr>
+            <w:tcW w:w="1673" w:type="dxa"/>
+          </w:tcPr>
+          <w:p>
+            <w:pPr>
+              <w:rPr>
+                <w:lang w:val="en-GB"/>
+              </w:rPr>
+            </w:pPr>
+            <w:r>
+              <w:rPr>
+                <w:lang w:val="en-GB"/>
+              </w:rPr>
+              <w:t>MMR-01</w:t>
+            </w:r>
+          </w:p>
+          <w:p>
+            <w:pPr>
+              <w:rPr>
+                <w:lang w:val="en-GB"/>
+              </w:rPr>
+            </w:pPr>
+          </w:p>
+        </w:tc>
+        <w:tc>
+          <w:tcPr>
+            <w:tcW w:w="3045" w:type="dxa"/>
+          </w:tcPr>
+          <w:p>
+            <w:pPr>
+              <w:rPr>
+                <w:lang w:val="en-GB"/>
+              </w:rPr>
+            </w:pPr>
+            <w:r>
+              <w:rPr>
+                <w:lang w:val="en-GB"/>
+              </w:rPr>
+              <w:t>When Push WP is active, Stack Magazine cylinder is extending</w:t>
+            </w:r>
+          </w:p>
+        </w:tc>
+        <w:tc>
+          <w:tcPr>
+            <w:tcW w:w="4301" w:type="dxa"/>
+            <w:vMerge w:val="restart"/>
+          </w:tcPr>
+          <w:p>
+            <w:pPr>
+              <w:jc w:val="center"/>
+              <w:rPr>
+                <w:lang w:val="en-GB"/>
+              </w:rPr>
+            </w:pPr>
+            <w:r>
+              <w:rPr>
+                <w:lang w:val="en-GB"/>
+              </w:rPr>
+              <w:t>Test CAT</w:t>
+            </w:r>
+          </w:p>
+        </w:tc>
+      </w:tr>
+      <w:tr>
+        <w:tc>
+          <w:tcPr>
+            <w:tcW w:w="1673" w:type="dxa"/>
+          </w:tcPr>
+          <w:p>
+            <w:pPr>
+              <w:rPr>
+                <w:lang w:val="en-GB"/>
+              </w:rPr>
+            </w:pPr>
+            <w:r>
+              <w:rPr>
+                <w:lang w:val="en-GB"/>
+              </w:rPr>
+              <w:t>MMR-02</w:t>
+            </w:r>
+          </w:p>
+          <w:p>
+            <w:pPr>
+              <w:rPr>
+                <w:lang w:val="en-GB"/>
+              </w:rPr>
+            </w:pPr>
+          </w:p>
+        </w:tc>
+        <w:tc>
+          <w:tcPr>
+            <w:tcW w:w="3045" w:type="dxa"/>
+          </w:tcPr>
+          <w:p>
+            <w:pPr>
+              <w:rPr>
+                <w:lang w:val="en-GB"/>
+              </w:rPr>
+            </w:pPr>
+            <w:r>
+              <w:rPr>
+                <w:lang w:val="en-GB"/>
+              </w:rPr>
+              <w:t>When Push WP is not active, Stack Magazine cylinder is retracting</w:t>
+            </w:r>
+          </w:p>
+        </w:tc>
+        <w:tc>
+          <w:tcPr>
+            <w:tcW w:w="4301" w:type="dxa"/>
+            <w:vMerge/>
+          </w:tcPr>
+          <w:p>
+            <w:pPr>
+              <w:rPr>
+                <w:lang w:val="en-GB"/>
+              </w:rPr>
+            </w:pPr>
+          </w:p>
+        </w:tc>
+      </w:tr>
+      <w:tr>
+        <w:tc>
+          <w:tcPr>
+            <w:tcW w:w="1673" w:type="dxa"/>
+          </w:tcPr>
+          <w:p>
+            <w:pPr>
+              <w:rPr>
+                <w:lang w:val="en-GB"/>
+              </w:rPr>
+            </w:pPr>
+            <w:r>
+              <w:rPr>
+                <w:lang w:val="en-GB"/>
+              </w:rPr>
+              <w:t xml:space="preserve">MMR-03 </w:t>
+            </w:r>
+          </w:p>
+          <w:p>
+            <w:pPr>
+              <w:rPr>
+                <w:lang w:val="en-GB"/>
+              </w:rPr>
+            </w:pPr>
+          </w:p>
+        </w:tc>
+        <w:tc>
+          <w:tcPr>
+            <w:tcW w:w="3045" w:type="dxa"/>
+          </w:tcPr>
+          <w:p>
+            <w:pPr>
+              <w:rPr>
+                <w:lang w:val="en-GB"/>
+              </w:rPr>
+            </w:pPr>
+            <w:r>
+              <w:rPr>
+                <w:lang w:val="en-GB"/>
+              </w:rPr>
+              <w:t>When GO TO MAG is active, arm goes to magazine point</w:t>
+            </w:r>
+          </w:p>
+        </w:tc>
+        <w:tc>
+          <w:tcPr>
+            <w:tcW w:w="4301" w:type="dxa"/>
+            <w:vMerge/>
+          </w:tcPr>
+          <w:p>
+            <w:pPr>
+              <w:rPr>
+                <w:lang w:val="en-GB"/>
+              </w:rPr>
+            </w:pPr>
+          </w:p>
+        </w:tc>
+      </w:tr>
+      <w:tr>
+        <w:tc>
+          <w:tcPr>
+            <w:tcW w:w="1673" w:type="dxa"/>
+          </w:tcPr>
+          <w:p>
+            <w:pPr>
+              <w:rPr>
+                <w:lang w:val="en-GB"/>
+              </w:rPr>
+            </w:pPr>
+            <w:r>
+              <w:rPr>
+                <w:lang w:val="en-GB"/>
+              </w:rPr>
+              <w:t xml:space="preserve">MMR-04 </w:t>
+            </w:r>
+          </w:p>
+          <w:p>
+            <w:pPr>
+              <w:rPr>
+                <w:lang w:val="en-GB"/>
+              </w:rPr>
+            </w:pPr>
+          </w:p>
+        </w:tc>
+        <w:tc>
+          <w:tcPr>
+            <w:tcW w:w="3045" w:type="dxa"/>
+          </w:tcPr>
+          <w:p>
+            <w:pPr>
+              <w:rPr>
+                <w:lang w:val="en-GB"/>
+              </w:rPr>
+            </w:pPr>
+            <w:r>
+              <w:rPr>
+                <w:lang w:val="en-GB"/>
+              </w:rPr>
+              <w:t>When GO TO NEXT is active, arm goes to next station point</w:t>
+            </w:r>
+          </w:p>
+        </w:tc>
+        <w:tc>
+          <w:tcPr>
+            <w:tcW w:w="4301" w:type="dxa"/>
+            <w:vMerge/>
+          </w:tcPr>
+          <w:p>
+            <w:pPr>
+              <w:rPr>
+                <w:lang w:val="en-GB"/>
+              </w:rPr>
+            </w:pPr>
+          </w:p>
+        </w:tc>
+      </w:tr>
+      <w:tr>
+        <w:tc>
+          <w:tcPr>
+            <w:tcW w:w="1673" w:type="dxa"/>
+          </w:tcPr>
+          <w:p>
+            <w:pPr>
+              <w:rPr>
+                <w:lang w:val="en-GB"/>
+              </w:rPr>
+            </w:pPr>
+            <w:r>
+              <w:rPr>
+                <w:lang w:val="en-GB"/>
+              </w:rPr>
+              <w:t xml:space="preserve">MMR-05 </w:t>
+            </w:r>
+          </w:p>
+        </w:tc>
+        <w:tc>
+          <w:tcPr>
+            <w:tcW w:w="3045" w:type="dxa"/>
+          </w:tcPr>
+          <w:p>
+            <w:pPr>
+              <w:rPr>
+                <w:lang w:val="en-GB"/>
+              </w:rPr>
+            </w:pPr>
+            <w:r>
+              <w:rPr>
+                <w:lang w:val="en-GB"/>
+              </w:rPr>
+              <w:t>When both GO TO MAG and GO TO NEXT is active, arm stops</w:t>
+            </w:r>
+          </w:p>
+          <w:p>
+            <w:pPr>
+              <w:rPr>
+                <w:lang w:val="en-GB"/>
+              </w:rPr>
+            </w:pPr>
+          </w:p>
+        </w:tc>
+        <w:tc>
+          <w:tcPr>
+            <w:tcW w:w="4301" w:type="dxa"/>
+            <w:vMerge/>
+          </w:tcPr>
+          <w:p>
+            <w:pPr>
+              <w:rPr>
+                <w:lang w:val="en-GB"/>
+              </w:rPr>
+            </w:pPr>
+          </w:p>
+        </w:tc>
+      </w:tr>
+      <w:tr>
+        <w:tc>
+          <w:tcPr>
+            <w:tcW w:w="1673" w:type="dxa"/>
+          </w:tcPr>
+          <w:p>
+            <w:pPr>
+              <w:rPr>
+                <w:lang w:val="en-GB"/>
+              </w:rPr>
+            </w:pPr>
+            <w:r>
+              <w:rPr>
+                <w:lang w:val="en-GB"/>
+              </w:rPr>
+              <w:t xml:space="preserve">MMR-06 </w:t>
+            </w:r>
+          </w:p>
+          <w:p>
+            <w:pPr>
+              <w:rPr>
+                <w:lang w:val="en-GB"/>
+              </w:rPr>
+            </w:pPr>
+          </w:p>
+        </w:tc>
+        <w:tc>
+          <w:tcPr>
+            <w:tcW w:w="3045" w:type="dxa"/>
+          </w:tcPr>
+          <w:p>
+            <w:pPr>
+              <w:rPr>
+                <w:lang w:val="en-GB"/>
+              </w:rPr>
+            </w:pPr>
+            <w:r>
+              <w:rPr>
+                <w:lang w:val="en-GB"/>
+              </w:rPr>
+              <w:t>When Vacuum on is active, vacuum is active</w:t>
+            </w:r>
+          </w:p>
+        </w:tc>
+        <w:tc>
+          <w:tcPr>
+            <w:tcW w:w="4301" w:type="dxa"/>
+            <w:vMerge/>
+          </w:tcPr>
+          <w:p>
+            <w:pPr>
+              <w:rPr>
+                <w:lang w:val="en-GB"/>
+              </w:rPr>
+            </w:pPr>
+          </w:p>
+        </w:tc>
+      </w:tr>
+      <w:tr>
+        <w:tc>
+          <w:tcPr>
+            <w:tcW w:w="1673" w:type="dxa"/>
+          </w:tcPr>
+          <w:p>
+            <w:pPr>
+              <w:rPr>
+                <w:lang w:val="en-GB"/>
+              </w:rPr>
+            </w:pPr>
+            <w:r>
+              <w:rPr>
+                <w:lang w:val="en-GB"/>
+              </w:rPr>
+              <w:t xml:space="preserve">MMR-07 </w:t>
+            </w:r>
+          </w:p>
+          <w:p>
+            <w:pPr>
+              <w:rPr>
+                <w:lang w:val="en-GB"/>
+              </w:rPr>
+            </w:pPr>
+          </w:p>
+        </w:tc>
+        <w:tc>
+          <w:tcPr>
+            <w:tcW w:w="3045" w:type="dxa"/>
+          </w:tcPr>
+          <w:p>
+            <w:pPr>
+              <w:rPr>
+                <w:lang w:val="en-GB"/>
+              </w:rPr>
+            </w:pPr>
+            <w:r>
+              <w:rPr>
+                <w:lang w:val="en-GB"/>
+              </w:rPr>
+              <w:t>When Vacuum off is active, vacuum is not active</w:t>
+            </w:r>
+          </w:p>
+        </w:tc>
+        <w:tc>
+          <w:tcPr>
+            <w:tcW w:w="4301" w:type="dxa"/>
+            <w:vMerge/>
+          </w:tcPr>
+          <w:p>
+            <w:pPr>
+              <w:rPr>
+                <w:lang w:val="en-GB"/>
+              </w:rPr>
+            </w:pPr>
+          </w:p>
+        </w:tc>
+      </w:tr>
+      <w:tr>
+        <w:tc>
+          <w:tcPr>
+            <w:tcW w:w="1673" w:type="dxa"/>
+          </w:tcPr>
+          <w:p>
+            <w:pPr>
+              <w:rPr>
+                <w:lang w:val="en-GB"/>
+              </w:rPr>
+            </w:pPr>
+            <w:r>
+              <w:rPr>
+                <w:lang w:val="en-GB"/>
+              </w:rPr>
+              <w:t xml:space="preserve">MMR-08 </w:t>
+            </w:r>
+          </w:p>
+          <w:p>
+            <w:pPr>
+              <w:rPr>
+                <w:lang w:val="en-GB"/>
+              </w:rPr>
+            </w:pPr>
+          </w:p>
+        </w:tc>
+        <w:tc>
+          <w:tcPr>
+            <w:tcW w:w="3045" w:type="dxa"/>
+          </w:tcPr>
+          <w:p>
+            <w:pPr>
+              <w:rPr>
+                <w:lang w:val="en-GB"/>
+              </w:rPr>
+            </w:pPr>
+            <w:r>
+              <w:rPr>
+                <w:lang w:val="en-GB"/>
+              </w:rPr>
+              <w:t>When both VACUUM ON and VACUUM OFF  is active, vacuum is not active</w:t>
+            </w:r>
+          </w:p>
+        </w:tc>
+        <w:tc>
+          <w:tcPr>
+            <w:tcW w:w="4301" w:type="dxa"/>
+            <w:vMerge/>
+          </w:tcPr>
+          <w:p>
+            <w:pPr>
+              <w:rPr>
+                <w:lang w:val="en-GB"/>
+              </w:rPr>
+            </w:pPr>
+          </w:p>
+        </w:tc>
+      </w:tr>
+    </w:tbl>
     <w:p>
       <w:pPr>
         <w:rPr>
@@ -2440,7 +5392,7 @@
   <w:style w:type="paragraph" w:default="1" w:styleId="Normal">
     <w:name w:val="Normal"/>
     <w:qFormat/>
-    <w:rsid w:val="00364984"/>
+    <w:rsid w:val="00BF460F"/>
   </w:style>
   <w:style w:type="paragraph" w:styleId="Heading1">
     <w:name w:val="heading 1"/>
@@ -2528,7 +5480,6 @@
     <w:basedOn w:val="Normal"/>
     <w:next w:val="Normal"/>
     <w:uiPriority w:val="9"/>
-    <w:semiHidden/>
     <w:unhideWhenUsed/>
     <w:qFormat/>
     <w:pPr>
@@ -2566,7 +5517,6 @@
   <w:style w:type="character" w:default="1" w:styleId="DefaultParagraphFont">
     <w:name w:val="Default Paragraph Font"/>
     <w:uiPriority w:val="1"/>
-    <w:semiHidden/>
     <w:unhideWhenUsed/>
   </w:style>
   <w:style w:type="table" w:default="1" w:styleId="TableNormal">
@@ -2694,6 +5644,44 @@
       <w:sz w:val="26"/>
       <w:szCs w:val="26"/>
     </w:rPr>
+  </w:style>
+  <w:style w:type="paragraph" w:styleId="Caption">
+    <w:name w:val="caption"/>
+    <w:basedOn w:val="Normal"/>
+    <w:next w:val="Normal"/>
+    <w:uiPriority w:val="35"/>
+    <w:unhideWhenUsed/>
+    <w:qFormat/>
+    <w:rsid w:val="005C2F2D"/>
+    <w:pPr>
+      <w:spacing w:after="200" w:line="240" w:lineRule="auto"/>
+    </w:pPr>
+    <w:rPr>
+      <w:i/>
+      <w:iCs/>
+      <w:color w:val="1F497D" w:themeColor="text2"/>
+      <w:sz w:val="18"/>
+      <w:szCs w:val="18"/>
+    </w:rPr>
+  </w:style>
+  <w:style w:type="table" w:styleId="TableGrid">
+    <w:name w:val="Table Grid"/>
+    <w:basedOn w:val="TableNormal"/>
+    <w:uiPriority w:val="39"/>
+    <w:rsid w:val="001D40EF"/>
+    <w:pPr>
+      <w:spacing w:line="240" w:lineRule="auto"/>
+    </w:pPr>
+    <w:tblPr>
+      <w:tblBorders>
+        <w:top w:val="single" w:sz="4" w:space="0" w:color="auto"/>
+        <w:left w:val="single" w:sz="4" w:space="0" w:color="auto"/>
+        <w:bottom w:val="single" w:sz="4" w:space="0" w:color="auto"/>
+        <w:right w:val="single" w:sz="4" w:space="0" w:color="auto"/>
+        <w:insideH w:val="single" w:sz="4" w:space="0" w:color="auto"/>
+        <w:insideV w:val="single" w:sz="4" w:space="0" w:color="auto"/>
+      </w:tblBorders>
+    </w:tblPr>
   </w:style>
 </w:styles>
 </file>
